--- a/experiments/report_machine/office/output/中远海特/20260729_中远海特_midday.docx
+++ b/experiments/report_machine/office/output/中远海特/20260729_中远海特_midday.docx
@@ -2,22 +2,6 @@
 <file path=word/document.xml><?xml version="1.0" encoding="utf-8"?>
 <w:document xmlns:wpc="http://schemas.microsoft.com/office/word/2010/wordprocessingCanvas" xmlns:mo="http://schemas.microsoft.com/office/mac/office/2008/main" xmlns:mc="http://schemas.openxmlformats.org/markup-compatibility/2006" xmlns:mv="urn:schemas-microsoft-com:mac:vml" xmlns:o="urn:schemas-microsoft-com:office:office" xmlns:r="http://schemas.openxmlformats.org/officeDocument/2006/relationships" xmlns:m="http://schemas.openxmlformats.org/officeDocument/2006/math" xmlns:v="urn:schemas-microsoft-com:vml" xmlns:wp14="http://schemas.microsoft.com/office/word/2010/wordprocessingDrawing" xmlns:wp="http://schemas.openxmlformats.org/drawingml/2006/wordprocessingDrawing" xmlns:w10="urn:schemas-microsoft-com:office:word" xmlns:w="http://schemas.openxmlformats.org/wordprocessingml/2006/main" xmlns:w14="http://schemas.microsoft.com/office/word/2010/wordml" xmlns:wpg="http://schemas.microsoft.com/office/word/2010/wordprocessingGroup" xmlns:wpi="http://schemas.microsoft.com/office/word/2010/wordprocessingInk" xmlns:wne="http://schemas.microsoft.com/office/word/2006/wordml" xmlns:wps="http://schemas.microsoft.com/office/word/2010/wordprocessingShape" mc:Ignorable="w14 wp14">
   <w:body>
-    <w:p>
-      <w:r>
-        <w:rPr>
-          <w:rFonts w:ascii="Microsoft YaHei" w:hAnsi="Microsoft YaHei"/>
-        </w:rPr>
-        <w:t>好的，文章正文未能获取到，但我已掌握足够的关键信息。以下是完整分析报告。</w:t>
-      </w:r>
-    </w:p>
-    <w:p>
-      <w:pPr>
-        <w:spacing w:before="240" w:after="240"/>
-        <w:pBdr>
-          <w:bottom w:val="single" w:sz="4" w:space="1" w:color="D0D7DE"/>
-        </w:pBdr>
-      </w:pPr>
-    </w:p>
     <w:p>
       <w:pPr>
         <w:spacing w:before="480" w:after="80" w:line="288" w:lineRule="auto"/>
@@ -42,7 +26,7 @@
           <w:b/>
           <w:color w:val="1A1A1A"/>
         </w:rPr>
-        <w:t>数据截止：2026年7月29日 11:30</w:t>
+        <w:t>数据截止：2026年7月28日 11:30</w:t>
       </w:r>
     </w:p>
     <w:p>
@@ -75,7 +59,7 @@
         <w:rPr>
           <w:rFonts w:ascii="Microsoft YaHei" w:hAnsi="Microsoft YaHei"/>
         </w:rPr>
-        <w:t>今日全市场情绪较高，</w:t>
+        <w:t xml:space="preserve">今日全市场情绪高涨，大盘成交额达 </w:t>
       </w:r>
       <w:r>
         <w:rPr>
@@ -83,13 +67,13 @@
           <w:b/>
           <w:color w:val="1A1A1A"/>
         </w:rPr>
-        <w:t>市场热度56</w:t>
+        <w:t>2.06万亿</w:t>
       </w:r>
       <w:r>
         <w:rPr>
           <w:rFonts w:ascii="Microsoft YaHei" w:hAnsi="Microsoft YaHei"/>
         </w:rPr>
-        <w:t xml:space="preserve">，上涨个股 </w:t>
+        <w:t xml:space="preserve">（较前日放大 </w:t>
       </w:r>
       <w:r>
         <w:rPr>
@@ -97,13 +81,13 @@
           <w:b/>
           <w:color w:val="1A1A1A"/>
         </w:rPr>
-        <w:t>3407家</w:t>
+        <w:t>+2960亿</w:t>
       </w:r>
       <w:r>
         <w:rPr>
           <w:rFonts w:ascii="Microsoft YaHei" w:hAnsi="Microsoft YaHei"/>
         </w:rPr>
-        <w:t xml:space="preserve"> vs 下跌 </w:t>
+        <w:t xml:space="preserve">），市场热度 </w:t>
       </w:r>
       <w:r>
         <w:rPr>
@@ -111,13 +95,13 @@
           <w:b/>
           <w:color w:val="1A1A1A"/>
         </w:rPr>
-        <w:t>2025家</w:t>
+        <w:t>68</w:t>
       </w:r>
       <w:r>
         <w:rPr>
           <w:rFonts w:ascii="Microsoft YaHei" w:hAnsi="Microsoft YaHei"/>
         </w:rPr>
-        <w:t xml:space="preserve">，上涨占比约 </w:t>
+        <w:t xml:space="preserve">（高），上涨占比 </w:t>
       </w:r>
       <w:r>
         <w:rPr>
@@ -125,13 +109,13 @@
           <w:b/>
           <w:color w:val="1A1A1A"/>
         </w:rPr>
-        <w:t>79%</w:t>
+        <w:t>83%</w:t>
       </w:r>
       <w:r>
         <w:rPr>
           <w:rFonts w:ascii="Microsoft YaHei" w:hAnsi="Microsoft YaHei"/>
         </w:rPr>
-        <w:t xml:space="preserve">。成交额达 </w:t>
+        <w:t xml:space="preserve">，赚钱效应 </w:t>
       </w:r>
       <w:r>
         <w:rPr>
@@ -139,13 +123,13 @@
           <w:b/>
           <w:color w:val="1A1A1A"/>
         </w:rPr>
-        <w:t>1.46万亿元</w:t>
+        <w:t>51%</w:t>
       </w:r>
       <w:r>
         <w:rPr>
           <w:rFonts w:ascii="Microsoft YaHei" w:hAnsi="Microsoft YaHei"/>
         </w:rPr>
-        <w:t xml:space="preserve">，较前日放量 </w:t>
+        <w:t xml:space="preserve">。全市场上涨 </w:t>
       </w:r>
       <w:r>
         <w:rPr>
@@ -153,13 +137,13 @@
           <w:b/>
           <w:color w:val="1A1A1A"/>
         </w:rPr>
-        <w:t>+1549亿元</w:t>
+        <w:t>4090家</w:t>
       </w:r>
       <w:r>
         <w:rPr>
           <w:rFonts w:ascii="Microsoft YaHei" w:hAnsi="Microsoft YaHei"/>
         </w:rPr>
-        <w:t xml:space="preserve">，资金交投活跃。涨停梯队方面，一板50只（晋级率7%），三板3只（晋级率33%），高度板1只，市场整体赚钱效应为 </w:t>
+        <w:t xml:space="preserve">，下跌 </w:t>
       </w:r>
       <w:r>
         <w:rPr>
@@ -167,13 +151,27 @@
           <w:b/>
           <w:color w:val="1A1A1A"/>
         </w:rPr>
-        <w:t>46%</w:t>
+        <w:t>1377家</w:t>
       </w:r>
       <w:r>
         <w:rPr>
           <w:rFonts w:ascii="Microsoft YaHei" w:hAnsi="Microsoft YaHei"/>
         </w:rPr>
-        <w:t>。</w:t>
+        <w:t xml:space="preserve">，涨停 </w:t>
+      </w:r>
+      <w:r>
+        <w:rPr>
+          <w:rFonts w:ascii="Microsoft YaHei" w:hAnsi="Microsoft YaHei"/>
+          <w:b/>
+          <w:color w:val="1A1A1A"/>
+        </w:rPr>
+        <w:t>76只</w:t>
+      </w:r>
+      <w:r>
+        <w:rPr>
+          <w:rFonts w:ascii="Microsoft YaHei" w:hAnsi="Microsoft YaHei"/>
+        </w:rPr>
+        <w:t>，市场人气处于高位。</w:t>
       </w:r>
     </w:p>
     <w:p>
@@ -181,7 +179,7 @@
         <w:rPr>
           <w:rFonts w:ascii="Microsoft YaHei" w:hAnsi="Microsoft YaHei"/>
         </w:rPr>
-        <w:t>在此背景下，交通运输板块表现稳健——</w:t>
+        <w:t xml:space="preserve">中远海特在强势市场氛围中表现尤为突出，午盘收报 </w:t>
       </w:r>
       <w:r>
         <w:rPr>
@@ -189,13 +187,13 @@
           <w:b/>
           <w:color w:val="1A1A1A"/>
         </w:rPr>
-        <w:t>运输(A股)板块上涨0.02%</w:t>
+        <w:t>11.17元</w:t>
       </w:r>
       <w:r>
         <w:rPr>
           <w:rFonts w:ascii="Microsoft YaHei" w:hAnsi="Microsoft YaHei"/>
         </w:rPr>
-        <w:t>，其中</w:t>
+        <w:t xml:space="preserve">，涨幅 </w:t>
       </w:r>
       <w:r>
         <w:rPr>
@@ -203,27 +201,13 @@
           <w:b/>
           <w:color w:val="1A1A1A"/>
         </w:rPr>
-        <w:t>海上运输Ⅲ(A股)板块上涨0.66%</w:t>
+        <w:t>+5.78%</w:t>
       </w:r>
       <w:r>
         <w:rPr>
           <w:rFonts w:ascii="Microsoft YaHei" w:hAnsi="Microsoft YaHei"/>
         </w:rPr>
-        <w:t xml:space="preserve">，排名全行业 </w:t>
-      </w:r>
-      <w:r>
-        <w:rPr>
-          <w:rFonts w:ascii="Microsoft YaHei" w:hAnsi="Microsoft YaHei"/>
-          <w:b/>
-          <w:color w:val="1A1A1A"/>
-        </w:rPr>
-        <w:t>第156/1158位</w:t>
-      </w:r>
-      <w:r>
-        <w:rPr>
-          <w:rFonts w:ascii="Microsoft YaHei" w:hAnsi="Microsoft YaHei"/>
-        </w:rPr>
-        <w:t>，中远海特领涨该板块。</w:t>
+        <w:t>，大幅跑赢大盘。</w:t>
       </w:r>
     </w:p>
     <w:p>
@@ -260,13 +244,14 @@
         <w:tblLook w:firstColumn="1" w:firstRow="1" w:lastColumn="0" w:lastRow="0" w:noHBand="0" w:noVBand="1" w:val="04A0"/>
       </w:tblPr>
       <w:tblGrid>
-        <w:gridCol w:w="4533"/>
-        <w:gridCol w:w="4533"/>
+        <w:gridCol w:w="3022"/>
+        <w:gridCol w:w="3022"/>
+        <w:gridCol w:w="3022"/>
       </w:tblGrid>
       <w:tr>
         <w:tc>
           <w:tcPr>
-            <w:tcW w:type="dxa" w:w="4533"/>
+            <w:tcW w:type="dxa" w:w="3022"/>
             <w:shd w:fill="F6F8FA" w:val="clear"/>
           </w:tcPr>
           <w:p>
@@ -287,7 +272,7 @@
         </w:tc>
         <w:tc>
           <w:tcPr>
-            <w:tcW w:type="dxa" w:w="4533"/>
+            <w:tcW w:type="dxa" w:w="3022"/>
             <w:shd w:fill="F6F8FA" w:val="clear"/>
           </w:tcPr>
           <w:p>
@@ -302,7 +287,28 @@
                 <w:color w:val="1A1A1A"/>
                 <w:sz w:val="18"/>
               </w:rPr>
-              <w:t>数据</w:t>
+              <w:t>数值</w:t>
+            </w:r>
+          </w:p>
+        </w:tc>
+        <w:tc>
+          <w:tcPr>
+            <w:tcW w:type="dxa" w:w="3022"/>
+            <w:shd w:fill="F6F8FA" w:val="clear"/>
+          </w:tcPr>
+          <w:p>
+            <w:pPr>
+              <w:spacing w:before="40" w:after="40" w:line="288" w:lineRule="auto"/>
+            </w:pPr>
+            <w:r/>
+            <w:r>
+              <w:rPr>
+                <w:rFonts w:ascii="Microsoft YaHei" w:hAnsi="Microsoft YaHei"/>
+                <w:b/>
+                <w:color w:val="1A1A1A"/>
+                <w:sz w:val="18"/>
+              </w:rPr>
+              <w:t>对比</w:t>
             </w:r>
           </w:p>
         </w:tc>
@@ -310,7 +316,7 @@
       <w:tr>
         <w:tc>
           <w:tcPr>
-            <w:tcW w:type="dxa" w:w="4533"/>
+            <w:tcW w:type="dxa" w:w="3022"/>
           </w:tcPr>
           <w:p>
             <w:pPr>
@@ -328,7 +334,7 @@
         </w:tc>
         <w:tc>
           <w:tcPr>
-            <w:tcW w:type="dxa" w:w="4533"/>
+            <w:tcW w:type="dxa" w:w="3022"/>
           </w:tcPr>
           <w:p>
             <w:pPr>
@@ -346,11 +352,29 @@
             </w:r>
           </w:p>
         </w:tc>
+        <w:tc>
+          <w:tcPr>
+            <w:tcW w:type="dxa" w:w="3022"/>
+          </w:tcPr>
+          <w:p>
+            <w:pPr>
+              <w:spacing w:before="40" w:after="40" w:line="288" w:lineRule="auto"/>
+            </w:pPr>
+            <w:r/>
+            <w:r>
+              <w:rPr>
+                <w:rFonts w:ascii="Microsoft YaHei" w:hAnsi="Microsoft YaHei"/>
+                <w:sz w:val="18"/>
+              </w:rPr>
+              <w:t>昨收 10.56元</w:t>
+            </w:r>
+          </w:p>
+        </w:tc>
       </w:tr>
       <w:tr>
         <w:tc>
           <w:tcPr>
-            <w:tcW w:type="dxa" w:w="4533"/>
+            <w:tcW w:type="dxa" w:w="3022"/>
             <w:shd w:fill="F8F9FA" w:val="clear"/>
           </w:tcPr>
           <w:p>
@@ -363,54 +387,14 @@
                 <w:rFonts w:ascii="Microsoft YaHei" w:hAnsi="Microsoft YaHei"/>
                 <w:sz w:val="18"/>
               </w:rPr>
-              <w:t>涨跌幅</w:t>
+              <w:t>开盘/最高/最低</w:t>
             </w:r>
           </w:p>
         </w:tc>
         <w:tc>
           <w:tcPr>
-            <w:tcW w:type="dxa" w:w="4533"/>
+            <w:tcW w:type="dxa" w:w="3022"/>
             <w:shd w:fill="F8F9FA" w:val="clear"/>
-          </w:tcPr>
-          <w:p>
-            <w:pPr>
-              <w:spacing w:before="40" w:after="40" w:line="288" w:lineRule="auto"/>
-            </w:pPr>
-            <w:r/>
-            <w:r>
-              <w:rPr>
-                <w:rFonts w:ascii="Microsoft YaHei" w:hAnsi="Microsoft YaHei"/>
-                <w:b/>
-                <w:color w:val="1A1A1A"/>
-                <w:sz w:val="18"/>
-              </w:rPr>
-              <w:t>+5.78%</w:t>
-            </w:r>
-          </w:p>
-        </w:tc>
-      </w:tr>
-      <w:tr>
-        <w:tc>
-          <w:tcPr>
-            <w:tcW w:type="dxa" w:w="4533"/>
-          </w:tcPr>
-          <w:p>
-            <w:pPr>
-              <w:spacing w:before="40" w:after="40" w:line="288" w:lineRule="auto"/>
-            </w:pPr>
-            <w:r/>
-            <w:r>
-              <w:rPr>
-                <w:rFonts w:ascii="Microsoft YaHei" w:hAnsi="Microsoft YaHei"/>
-                <w:sz w:val="18"/>
-              </w:rPr>
-              <w:t>开盘 / 最高 / 最低</w:t>
-            </w:r>
-          </w:p>
-        </w:tc>
-        <w:tc>
-          <w:tcPr>
-            <w:tcW w:type="dxa" w:w="4533"/>
           </w:tcPr>
           <w:p>
             <w:pPr>
@@ -442,11 +426,9 @@
             </w:r>
           </w:p>
         </w:tc>
-      </w:tr>
-      <w:tr>
         <w:tc>
           <w:tcPr>
-            <w:tcW w:type="dxa" w:w="4533"/>
+            <w:tcW w:type="dxa" w:w="3022"/>
             <w:shd w:fill="F8F9FA" w:val="clear"/>
           </w:tcPr>
           <w:p>
@@ -459,20 +441,8 @@
                 <w:rFonts w:ascii="Microsoft YaHei" w:hAnsi="Microsoft YaHei"/>
                 <w:sz w:val="18"/>
               </w:rPr>
-              <w:t>振幅</w:t>
+              <w:t xml:space="preserve">振幅 </w:t>
             </w:r>
-          </w:p>
-        </w:tc>
-        <w:tc>
-          <w:tcPr>
-            <w:tcW w:type="dxa" w:w="4533"/>
-            <w:shd w:fill="F8F9FA" w:val="clear"/>
-          </w:tcPr>
-          <w:p>
-            <w:pPr>
-              <w:spacing w:before="40" w:after="40" w:line="288" w:lineRule="auto"/>
-            </w:pPr>
-            <w:r/>
             <w:r>
               <w:rPr>
                 <w:rFonts w:ascii="Microsoft YaHei" w:hAnsi="Microsoft YaHei"/>
@@ -488,7 +458,7 @@
       <w:tr>
         <w:tc>
           <w:tcPr>
-            <w:tcW w:type="dxa" w:w="4533"/>
+            <w:tcW w:type="dxa" w:w="3022"/>
           </w:tcPr>
           <w:p>
             <w:pPr>
@@ -500,53 +470,13 @@
                 <w:rFonts w:ascii="Microsoft YaHei" w:hAnsi="Microsoft YaHei"/>
                 <w:sz w:val="18"/>
               </w:rPr>
-              <w:t>成交量（手）</w:t>
+              <w:t>成交额</w:t>
             </w:r>
           </w:p>
         </w:tc>
         <w:tc>
           <w:tcPr>
-            <w:tcW w:type="dxa" w:w="4533"/>
-          </w:tcPr>
-          <w:p>
-            <w:pPr>
-              <w:spacing w:before="40" w:after="40" w:line="288" w:lineRule="auto"/>
-            </w:pPr>
-            <w:r/>
-            <w:r>
-              <w:rPr>
-                <w:rFonts w:ascii="Microsoft YaHei" w:hAnsi="Microsoft YaHei"/>
-                <w:sz w:val="18"/>
-              </w:rPr>
-              <w:t>1,243,289</w:t>
-            </w:r>
-          </w:p>
-        </w:tc>
-      </w:tr>
-      <w:tr>
-        <w:tc>
-          <w:tcPr>
-            <w:tcW w:type="dxa" w:w="4533"/>
-            <w:shd w:fill="F8F9FA" w:val="clear"/>
-          </w:tcPr>
-          <w:p>
-            <w:pPr>
-              <w:spacing w:before="40" w:after="40" w:line="288" w:lineRule="auto"/>
-            </w:pPr>
-            <w:r/>
-            <w:r>
-              <w:rPr>
-                <w:rFonts w:ascii="Microsoft YaHei" w:hAnsi="Microsoft YaHei"/>
-                <w:sz w:val="18"/>
-              </w:rPr>
-              <w:t>成交额（万元）</w:t>
-            </w:r>
-          </w:p>
-        </w:tc>
-        <w:tc>
-          <w:tcPr>
-            <w:tcW w:type="dxa" w:w="4533"/>
-            <w:shd w:fill="F8F9FA" w:val="clear"/>
+            <w:tcW w:type="dxa" w:w="3022"/>
           </w:tcPr>
           <w:p>
             <w:pPr>
@@ -560,7 +490,25 @@
                 <w:color w:val="1A1A1A"/>
                 <w:sz w:val="18"/>
               </w:rPr>
-              <w:t>136,602</w:t>
+              <w:t>13.66亿元</w:t>
+            </w:r>
+          </w:p>
+        </w:tc>
+        <w:tc>
+          <w:tcPr>
+            <w:tcW w:type="dxa" w:w="3022"/>
+          </w:tcPr>
+          <w:p>
+            <w:pPr>
+              <w:spacing w:before="40" w:after="40" w:line="288" w:lineRule="auto"/>
+            </w:pPr>
+            <w:r/>
+            <w:r>
+              <w:rPr>
+                <w:rFonts w:ascii="Microsoft YaHei" w:hAnsi="Microsoft YaHei"/>
+                <w:sz w:val="18"/>
+              </w:rPr>
+              <w:t>—</w:t>
             </w:r>
           </w:p>
         </w:tc>
@@ -568,7 +516,8 @@
       <w:tr>
         <w:tc>
           <w:tcPr>
-            <w:tcW w:type="dxa" w:w="4533"/>
+            <w:tcW w:type="dxa" w:w="3022"/>
+            <w:shd w:fill="F8F9FA" w:val="clear"/>
           </w:tcPr>
           <w:p>
             <w:pPr>
@@ -586,7 +535,8 @@
         </w:tc>
         <w:tc>
           <w:tcPr>
-            <w:tcW w:type="dxa" w:w="4533"/>
+            <w:tcW w:type="dxa" w:w="3022"/>
+            <w:shd w:fill="F8F9FA" w:val="clear"/>
           </w:tcPr>
           <w:p>
             <w:pPr>
@@ -604,12 +554,46 @@
             </w:r>
           </w:p>
         </w:tc>
+        <w:tc>
+          <w:tcPr>
+            <w:tcW w:type="dxa" w:w="3022"/>
+            <w:shd w:fill="F8F9FA" w:val="clear"/>
+          </w:tcPr>
+          <w:p>
+            <w:pPr>
+              <w:spacing w:before="40" w:after="40" w:line="288" w:lineRule="auto"/>
+            </w:pPr>
+            <w:r/>
+            <w:r>
+              <w:rPr>
+                <w:rFonts w:ascii="Microsoft YaHei" w:hAnsi="Microsoft YaHei"/>
+                <w:sz w:val="18"/>
+              </w:rPr>
+              <w:t xml:space="preserve">前日 3.16%（放量 </w:t>
+            </w:r>
+            <w:r>
+              <w:rPr>
+                <w:rFonts w:ascii="Microsoft YaHei" w:hAnsi="Microsoft YaHei"/>
+                <w:b/>
+                <w:color w:val="1A1A1A"/>
+                <w:sz w:val="18"/>
+              </w:rPr>
+              <w:t>1.83倍</w:t>
+            </w:r>
+            <w:r>
+              <w:rPr>
+                <w:rFonts w:ascii="Microsoft YaHei" w:hAnsi="Microsoft YaHei"/>
+                <w:sz w:val="18"/>
+              </w:rPr>
+              <w:t>）</w:t>
+            </w:r>
+          </w:p>
+        </w:tc>
       </w:tr>
       <w:tr>
         <w:tc>
           <w:tcPr>
-            <w:tcW w:type="dxa" w:w="4533"/>
-            <w:shd w:fill="F8F9FA" w:val="clear"/>
+            <w:tcW w:type="dxa" w:w="3022"/>
           </w:tcPr>
           <w:p>
             <w:pPr>
@@ -627,8 +611,27 @@
         </w:tc>
         <w:tc>
           <w:tcPr>
-            <w:tcW w:type="dxa" w:w="4533"/>
-            <w:shd w:fill="F8F9FA" w:val="clear"/>
+            <w:tcW w:type="dxa" w:w="3022"/>
+          </w:tcPr>
+          <w:p>
+            <w:pPr>
+              <w:spacing w:before="40" w:after="40" w:line="288" w:lineRule="auto"/>
+            </w:pPr>
+            <w:r/>
+            <w:r>
+              <w:rPr>
+                <w:rFonts w:ascii="Microsoft YaHei" w:hAnsi="Microsoft YaHei"/>
+                <w:b/>
+                <w:color w:val="1A1A1A"/>
+                <w:sz w:val="18"/>
+              </w:rPr>
+              <w:t>0.88</w:t>
+            </w:r>
+          </w:p>
+        </w:tc>
+        <w:tc>
+          <w:tcPr>
+            <w:tcW w:type="dxa" w:w="3022"/>
           </w:tcPr>
           <w:p>
             <w:pPr>
@@ -640,7 +643,7 @@
                 <w:rFonts w:ascii="Microsoft YaHei" w:hAnsi="Microsoft YaHei"/>
                 <w:sz w:val="18"/>
               </w:rPr>
-              <w:t>0.88</w:t>
+              <w:t>—</w:t>
             </w:r>
           </w:p>
         </w:tc>
@@ -648,7 +651,8 @@
       <w:tr>
         <w:tc>
           <w:tcPr>
-            <w:tcW w:type="dxa" w:w="4533"/>
+            <w:tcW w:type="dxa" w:w="3022"/>
+            <w:shd w:fill="F8F9FA" w:val="clear"/>
           </w:tcPr>
           <w:p>
             <w:pPr>
@@ -666,7 +670,29 @@
         </w:tc>
         <w:tc>
           <w:tcPr>
-            <w:tcW w:type="dxa" w:w="4533"/>
+            <w:tcW w:type="dxa" w:w="3022"/>
+            <w:shd w:fill="F8F9FA" w:val="clear"/>
+          </w:tcPr>
+          <w:p>
+            <w:pPr>
+              <w:spacing w:before="40" w:after="40" w:line="288" w:lineRule="auto"/>
+            </w:pPr>
+            <w:r/>
+            <w:r>
+              <w:rPr>
+                <w:rFonts w:ascii="Microsoft YaHei" w:hAnsi="Microsoft YaHei"/>
+                <w:b/>
+                <w:color w:val="1A1A1A"/>
+                <w:sz w:val="18"/>
+              </w:rPr>
+              <w:t>18.88倍</w:t>
+            </w:r>
+          </w:p>
+        </w:tc>
+        <w:tc>
+          <w:tcPr>
+            <w:tcW w:type="dxa" w:w="3022"/>
+            <w:shd w:fill="F8F9FA" w:val="clear"/>
           </w:tcPr>
           <w:p>
             <w:pPr>
@@ -678,7 +704,7 @@
                 <w:rFonts w:ascii="Microsoft YaHei" w:hAnsi="Microsoft YaHei"/>
                 <w:sz w:val="18"/>
               </w:rPr>
-              <w:t>18.88倍</w:t>
+              <w:t>—</w:t>
             </w:r>
           </w:p>
         </w:tc>
@@ -686,8 +712,7 @@
       <w:tr>
         <w:tc>
           <w:tcPr>
-            <w:tcW w:type="dxa" w:w="4533"/>
-            <w:shd w:fill="F8F9FA" w:val="clear"/>
+            <w:tcW w:type="dxa" w:w="3022"/>
           </w:tcPr>
           <w:p>
             <w:pPr>
@@ -705,8 +730,27 @@
         </w:tc>
         <w:tc>
           <w:tcPr>
-            <w:tcW w:type="dxa" w:w="4533"/>
-            <w:shd w:fill="F8F9FA" w:val="clear"/>
+            <w:tcW w:type="dxa" w:w="3022"/>
+          </w:tcPr>
+          <w:p>
+            <w:pPr>
+              <w:spacing w:before="40" w:after="40" w:line="288" w:lineRule="auto"/>
+            </w:pPr>
+            <w:r/>
+            <w:r>
+              <w:rPr>
+                <w:rFonts w:ascii="Microsoft YaHei" w:hAnsi="Microsoft YaHei"/>
+                <w:b/>
+                <w:color w:val="1A1A1A"/>
+                <w:sz w:val="18"/>
+              </w:rPr>
+              <w:t>1.79倍</w:t>
+            </w:r>
+          </w:p>
+        </w:tc>
+        <w:tc>
+          <w:tcPr>
+            <w:tcW w:type="dxa" w:w="3022"/>
           </w:tcPr>
           <w:p>
             <w:pPr>
@@ -718,7 +762,7 @@
                 <w:rFonts w:ascii="Microsoft YaHei" w:hAnsi="Microsoft YaHei"/>
                 <w:sz w:val="18"/>
               </w:rPr>
-              <w:t>1.79倍</w:t>
+              <w:t>—</w:t>
             </w:r>
           </w:p>
         </w:tc>
@@ -726,7 +770,8 @@
       <w:tr>
         <w:tc>
           <w:tcPr>
-            <w:tcW w:type="dxa" w:w="4533"/>
+            <w:tcW w:type="dxa" w:w="3022"/>
+            <w:shd w:fill="F8F9FA" w:val="clear"/>
           </w:tcPr>
           <w:p>
             <w:pPr>
@@ -744,7 +789,29 @@
         </w:tc>
         <w:tc>
           <w:tcPr>
-            <w:tcW w:type="dxa" w:w="4533"/>
+            <w:tcW w:type="dxa" w:w="3022"/>
+            <w:shd w:fill="F8F9FA" w:val="clear"/>
+          </w:tcPr>
+          <w:p>
+            <w:pPr>
+              <w:spacing w:before="40" w:after="40" w:line="288" w:lineRule="auto"/>
+            </w:pPr>
+            <w:r/>
+            <w:r>
+              <w:rPr>
+                <w:rFonts w:ascii="Microsoft YaHei" w:hAnsi="Microsoft YaHei"/>
+                <w:b/>
+                <w:color w:val="1A1A1A"/>
+                <w:sz w:val="18"/>
+              </w:rPr>
+              <w:t>306.5亿元</w:t>
+            </w:r>
+          </w:p>
+        </w:tc>
+        <w:tc>
+          <w:tcPr>
+            <w:tcW w:type="dxa" w:w="3022"/>
+            <w:shd w:fill="F8F9FA" w:val="clear"/>
           </w:tcPr>
           <w:p>
             <w:pPr>
@@ -756,7 +823,7 @@
                 <w:rFonts w:ascii="Microsoft YaHei" w:hAnsi="Microsoft YaHei"/>
                 <w:sz w:val="18"/>
               </w:rPr>
-              <w:t>306.5亿元</w:t>
+              <w:t>流通市值 239.78亿元</w:t>
             </w:r>
           </w:p>
         </w:tc>
@@ -770,7 +837,7 @@
           <w:b/>
           <w:color w:val="1A1A1A"/>
         </w:rPr>
-        <w:t>核心解读：</w:t>
+        <w:t>关键解读：</w:t>
       </w:r>
     </w:p>
     <w:p>
@@ -781,7 +848,7 @@
         <w:rPr>
           <w:rFonts w:ascii="Microsoft YaHei" w:hAnsi="Microsoft YaHei"/>
         </w:rPr>
-        <w:t xml:space="preserve">中远海特今日大幅高开（开盘10.72，较昨收10.56高开 </w:t>
+        <w:t xml:space="preserve">股价高开于 </w:t>
       </w:r>
       <w:r>
         <w:rPr>
@@ -789,13 +856,13 @@
           <w:b/>
           <w:color w:val="1A1A1A"/>
         </w:rPr>
-        <w:t>+1.5%</w:t>
+        <w:t>10.72元</w:t>
       </w:r>
       <w:r>
         <w:rPr>
           <w:rFonts w:ascii="Microsoft YaHei" w:hAnsi="Microsoft YaHei"/>
         </w:rPr>
-        <w:t xml:space="preserve">），盘中一度冲高至 </w:t>
+        <w:t xml:space="preserve">（+1.52%），早盘一度冲高至 </w:t>
       </w:r>
       <w:r>
         <w:rPr>
@@ -809,7 +876,7 @@
         <w:rPr>
           <w:rFonts w:ascii="Microsoft YaHei" w:hAnsi="Microsoft YaHei"/>
         </w:rPr>
-        <w:t xml:space="preserve">，涨幅最高触及约 </w:t>
+        <w:t xml:space="preserve">（涨幅达 </w:t>
       </w:r>
       <w:r>
         <w:rPr>
@@ -817,13 +884,13 @@
           <w:b/>
           <w:color w:val="1A1A1A"/>
         </w:rPr>
-        <w:t>8.4%</w:t>
+        <w:t>+8.43%</w:t>
       </w:r>
       <w:r>
         <w:rPr>
           <w:rFonts w:ascii="Microsoft YaHei" w:hAnsi="Microsoft YaHei"/>
         </w:rPr>
-        <w:t xml:space="preserve">，随后有所回落，午间收于 </w:t>
+        <w:t xml:space="preserve">），随后震荡回落，午间收于 </w:t>
       </w:r>
       <w:r>
         <w:rPr>
@@ -831,13 +898,7 @@
           <w:b/>
           <w:color w:val="1A1A1A"/>
         </w:rPr>
-        <w:t>11.17元（+5.78%）</w:t>
-      </w:r>
-      <w:r>
-        <w:rPr>
-          <w:rFonts w:ascii="Microsoft YaHei" w:hAnsi="Microsoft YaHei"/>
-        </w:rPr>
-        <w:t>。</w:t>
+        <w:t>11.17元</w:t>
       </w:r>
     </w:p>
     <w:p>
@@ -848,7 +909,7 @@
         <w:rPr>
           <w:rFonts w:ascii="Microsoft YaHei" w:hAnsi="Microsoft YaHei"/>
         </w:rPr>
-        <w:t xml:space="preserve">振幅高达 </w:t>
+        <w:t xml:space="preserve">振幅达 </w:t>
       </w:r>
       <w:r>
         <w:rPr>
@@ -862,21 +923,7 @@
         <w:rPr>
           <w:rFonts w:ascii="Microsoft YaHei" w:hAnsi="Microsoft YaHei"/>
         </w:rPr>
-        <w:t xml:space="preserve">，多空博弈激烈。盘中出现 </w:t>
-      </w:r>
-      <w:r>
-        <w:rPr>
-          <w:rFonts w:ascii="Microsoft YaHei" w:hAnsi="Microsoft YaHei"/>
-          <w:b/>
-          <w:color w:val="1A1A1A"/>
-        </w:rPr>
-        <w:t>1次打开涨停板</w:t>
-      </w:r>
-      <w:r>
-        <w:rPr>
-          <w:rFonts w:ascii="Microsoft YaHei" w:hAnsi="Microsoft YaHei"/>
-        </w:rPr>
-        <w:t xml:space="preserve"> 异动（09:24，触及11.05元后回落），显现出冲高后获利盘涌出的迹象。</w:t>
+        <w:t>，盘中波动剧烈，有资金博弈迹象</w:t>
       </w:r>
     </w:p>
     <w:p>
@@ -901,7 +948,7 @@
         <w:rPr>
           <w:rFonts w:ascii="Microsoft YaHei" w:hAnsi="Microsoft YaHei"/>
         </w:rPr>
-        <w:t xml:space="preserve"> 是上一交易日（3.16%）的 </w:t>
+        <w:t xml:space="preserve">，较上一个交易日（3.16%）显著放量 </w:t>
       </w:r>
       <w:r>
         <w:rPr>
@@ -915,7 +962,18 @@
         <w:rPr>
           <w:rFonts w:ascii="Microsoft YaHei" w:hAnsi="Microsoft YaHei"/>
         </w:rPr>
-        <w:t>，属于</w:t>
+        <w:t>，资金交投活跃</w:t>
+      </w:r>
+    </w:p>
+    <w:p>
+      <w:pPr>
+        <w:pStyle w:val="ListBullet"/>
+      </w:pPr>
+      <w:r>
+        <w:rPr>
+          <w:rFonts w:ascii="Microsoft YaHei" w:hAnsi="Microsoft YaHei"/>
+        </w:rPr>
+        <w:t xml:space="preserve">外盘 </w:t>
       </w:r>
       <w:r>
         <w:rPr>
@@ -923,13 +981,27 @@
           <w:b/>
           <w:color w:val="1A1A1A"/>
         </w:rPr>
-        <w:t>明显放量</w:t>
+        <w:t>63.08万手</w:t>
       </w:r>
       <w:r>
         <w:rPr>
           <w:rFonts w:ascii="Microsoft YaHei" w:hAnsi="Microsoft YaHei"/>
         </w:rPr>
-        <w:t>，说明资金参与度大幅提升。</w:t>
+        <w:t xml:space="preserve"> vs 内盘 </w:t>
+      </w:r>
+      <w:r>
+        <w:rPr>
+          <w:rFonts w:ascii="Microsoft YaHei" w:hAnsi="Microsoft YaHei"/>
+          <w:b/>
+          <w:color w:val="1A1A1A"/>
+        </w:rPr>
+        <w:t>61.25万手</w:t>
+      </w:r>
+      <w:r>
+        <w:rPr>
+          <w:rFonts w:ascii="Microsoft YaHei" w:hAnsi="Microsoft YaHei"/>
+        </w:rPr>
+        <w:t>，外盘略大于内盘，主动买盘稍占优势</w:t>
       </w:r>
     </w:p>
     <w:p>
@@ -968,7 +1040,7 @@
           <w:color w:val="333333"/>
           <w:sz w:val="24"/>
         </w:rPr>
-        <w:t>今日午间资金流向（逐分钟统计）</w:t>
+        <w:t>今日资金流向（逐分钟统计）</w:t>
       </w:r>
     </w:p>
     <w:tbl>
@@ -1062,7 +1134,7 @@
                 <w:color w:val="1A1A1A"/>
                 <w:sz w:val="18"/>
               </w:rPr>
-              <w:t>净流入 +2020.46万元</w:t>
+              <w:t>净流入 +7290.41万元</w:t>
             </w:r>
           </w:p>
         </w:tc>
@@ -1100,9 +1172,18 @@
             <w:r>
               <w:rPr>
                 <w:rFonts w:ascii="Microsoft YaHei" w:hAnsi="Microsoft YaHei"/>
+                <w:b/>
+                <w:color w:val="1A1A1A"/>
                 <w:sz w:val="18"/>
               </w:rPr>
-              <w:t>69分钟</w:t>
+              <w:t>136分钟</w:t>
+            </w:r>
+            <w:r>
+              <w:rPr>
+                <w:rFonts w:ascii="Microsoft YaHei" w:hAnsi="Microsoft YaHei"/>
+                <w:sz w:val="18"/>
+              </w:rPr>
+              <w:t>（占65.7%）</w:t>
             </w:r>
           </w:p>
         </w:tc>
@@ -1140,7 +1221,7 @@
                 <w:rFonts w:ascii="Microsoft YaHei" w:hAnsi="Microsoft YaHei"/>
                 <w:sz w:val="18"/>
               </w:rPr>
-              <w:t>44分钟</w:t>
+              <w:t>70分钟（占33.8%）</w:t>
             </w:r>
           </w:p>
         </w:tc>
@@ -1178,9 +1259,11 @@
             <w:r>
               <w:rPr>
                 <w:rFonts w:ascii="Microsoft YaHei" w:hAnsi="Microsoft YaHei"/>
+                <w:b/>
+                <w:color w:val="1A1A1A"/>
                 <w:sz w:val="18"/>
               </w:rPr>
-              <w:t>344.5万元</w:t>
+              <w:t>518.1万元</w:t>
             </w:r>
           </w:p>
         </w:tc>
@@ -1226,6 +1309,42 @@
     </w:tbl>
     <w:p/>
     <w:p>
+      <w:r>
+        <w:rPr>
+          <w:rFonts w:ascii="Microsoft YaHei" w:hAnsi="Microsoft YaHei"/>
+        </w:rPr>
+        <w:t xml:space="preserve">资金面整体呈 </w:t>
+      </w:r>
+      <w:r>
+        <w:rPr>
+          <w:rFonts w:ascii="Microsoft YaHei" w:hAnsi="Microsoft YaHei"/>
+          <w:b/>
+          <w:color w:val="1A1A1A"/>
+        </w:rPr>
+        <w:t>净流入格局</w:t>
+      </w:r>
+      <w:r>
+        <w:rPr>
+          <w:rFonts w:ascii="Microsoft YaHei" w:hAnsi="Microsoft YaHei"/>
+        </w:rPr>
+        <w:t xml:space="preserve">，207个统计分钟中有 </w:t>
+      </w:r>
+      <w:r>
+        <w:rPr>
+          <w:rFonts w:ascii="Microsoft YaHei" w:hAnsi="Microsoft YaHei"/>
+          <w:b/>
+          <w:color w:val="1A1A1A"/>
+        </w:rPr>
+        <w:t>136分钟</w:t>
+      </w:r>
+      <w:r>
+        <w:rPr>
+          <w:rFonts w:ascii="Microsoft YaHei" w:hAnsi="Microsoft YaHei"/>
+        </w:rPr>
+        <w:t>（65.7%）为资金流入，显示主动性买盘持续主导。</w:t>
+      </w:r>
+    </w:p>
+    <w:p>
       <w:pPr>
         <w:spacing w:before="280" w:after="80" w:line="312" w:lineRule="auto"/>
       </w:pPr>
@@ -1236,7 +1355,7 @@
           <w:color w:val="333333"/>
           <w:sz w:val="24"/>
         </w:rPr>
-        <w:t>上一交易日资金细分</w:t>
+        <w:t>上一个交易日资金细分（元）</w:t>
       </w:r>
     </w:p>
     <w:tbl>
@@ -1292,7 +1411,7 @@
                 <w:color w:val="1A1A1A"/>
                 <w:sz w:val="18"/>
               </w:rPr>
-              <w:t>净额（元）</w:t>
+              <w:t>净额</w:t>
             </w:r>
           </w:p>
         </w:tc>
@@ -1313,7 +1432,7 @@
                 <w:color w:val="1A1A1A"/>
                 <w:sz w:val="18"/>
               </w:rPr>
-              <w:t>买入（元）</w:t>
+              <w:t>买入</w:t>
             </w:r>
           </w:p>
         </w:tc>
@@ -1334,7 +1453,7 @@
                 <w:color w:val="1A1A1A"/>
                 <w:sz w:val="18"/>
               </w:rPr>
-              <w:t>卖出（元）</w:t>
+              <w:t>卖出</w:t>
             </w:r>
           </w:p>
         </w:tc>
@@ -1374,7 +1493,7 @@
                 <w:color w:val="1A1A1A"/>
                 <w:sz w:val="18"/>
               </w:rPr>
-              <w:t>+223.3万</w:t>
+              <w:t>+1922.84万</w:t>
             </w:r>
           </w:p>
         </w:tc>
@@ -1392,7 +1511,7 @@
                 <w:rFonts w:ascii="Microsoft YaHei" w:hAnsi="Microsoft YaHei"/>
                 <w:sz w:val="18"/>
               </w:rPr>
-              <w:t>3,326.9万</w:t>
+              <w:t>5556.24万</w:t>
             </w:r>
           </w:p>
         </w:tc>
@@ -1410,7 +1529,7 @@
                 <w:rFonts w:ascii="Microsoft YaHei" w:hAnsi="Microsoft YaHei"/>
                 <w:sz w:val="18"/>
               </w:rPr>
-              <w:t>3,103.6万</w:t>
+              <w:t>3633.40万</w:t>
             </w:r>
           </w:p>
         </w:tc>
@@ -1452,7 +1571,7 @@
                 <w:color w:val="1A1A1A"/>
                 <w:sz w:val="18"/>
               </w:rPr>
-              <w:t>+816.6万</w:t>
+              <w:t>+2527.94万</w:t>
             </w:r>
           </w:p>
         </w:tc>
@@ -1471,7 +1590,7 @@
                 <w:rFonts w:ascii="Microsoft YaHei" w:hAnsi="Microsoft YaHei"/>
                 <w:sz w:val="18"/>
               </w:rPr>
-              <w:t>12,582.0万</w:t>
+              <w:t>18125.79万</w:t>
             </w:r>
           </w:p>
         </w:tc>
@@ -1490,7 +1609,7 @@
                 <w:rFonts w:ascii="Microsoft YaHei" w:hAnsi="Microsoft YaHei"/>
                 <w:sz w:val="18"/>
               </w:rPr>
-              <w:t>11,765.4万</w:t>
+              <w:t>15597.85万</w:t>
             </w:r>
           </w:p>
         </w:tc>
@@ -1530,7 +1649,7 @@
                 <w:color w:val="1A1A1A"/>
                 <w:sz w:val="18"/>
               </w:rPr>
-              <w:t>+975.6万</w:t>
+              <w:t>+2847.60万</w:t>
             </w:r>
           </w:p>
         </w:tc>
@@ -1548,7 +1667,7 @@
                 <w:rFonts w:ascii="Microsoft YaHei" w:hAnsi="Microsoft YaHei"/>
                 <w:sz w:val="18"/>
               </w:rPr>
-              <w:t>4,951.0万</w:t>
+              <w:t>9699.15万</w:t>
             </w:r>
           </w:p>
         </w:tc>
@@ -1566,7 +1685,7 @@
                 <w:rFonts w:ascii="Microsoft YaHei" w:hAnsi="Microsoft YaHei"/>
                 <w:sz w:val="18"/>
               </w:rPr>
-              <w:t>3,974.2万</w:t>
+              <w:t>6851.55万</w:t>
             </w:r>
           </w:p>
         </w:tc>
@@ -1610,7 +1729,7 @@
                 <w:color w:val="1A1A1A"/>
                 <w:sz w:val="18"/>
               </w:rPr>
-              <w:t>+2,015.5万</w:t>
+              <w:t>+7298.37万</w:t>
             </w:r>
           </w:p>
         </w:tc>
@@ -1656,6 +1775,56 @@
     </w:tbl>
     <w:p/>
     <w:p>
+      <w:r>
+        <w:rPr>
+          <w:rFonts w:ascii="Microsoft YaHei" w:hAnsi="Microsoft YaHei"/>
+        </w:rPr>
+        <w:t>&gt; 上一交易日已呈现</w:t>
+      </w:r>
+      <w:r>
+        <w:rPr>
+          <w:rFonts w:ascii="Microsoft YaHei" w:hAnsi="Microsoft YaHei"/>
+          <w:b/>
+          <w:color w:val="1A1A1A"/>
+        </w:rPr>
+        <w:t>大中小单全线净流入</w:t>
+      </w:r>
+      <w:r>
+        <w:rPr>
+          <w:rFonts w:ascii="Microsoft YaHei" w:hAnsi="Microsoft YaHei"/>
+        </w:rPr>
+        <w:t xml:space="preserve">态势，大单净流入 </w:t>
+      </w:r>
+      <w:r>
+        <w:rPr>
+          <w:rFonts w:ascii="Microsoft YaHei" w:hAnsi="Microsoft YaHei"/>
+          <w:b/>
+          <w:color w:val="1A1A1A"/>
+        </w:rPr>
+        <w:t>+1922.84万元</w:t>
+      </w:r>
+      <w:r>
+        <w:rPr>
+          <w:rFonts w:ascii="Microsoft YaHei" w:hAnsi="Microsoft YaHei"/>
+        </w:rPr>
+        <w:t xml:space="preserve">，说明机构资金积极介入。今日资金继续净流入 </w:t>
+      </w:r>
+      <w:r>
+        <w:rPr>
+          <w:rFonts w:ascii="Microsoft YaHei" w:hAnsi="Microsoft YaHei"/>
+          <w:b/>
+          <w:color w:val="1A1A1A"/>
+        </w:rPr>
+        <w:t>+7290.41万元</w:t>
+      </w:r>
+      <w:r>
+        <w:rPr>
+          <w:rFonts w:ascii="Microsoft YaHei" w:hAnsi="Microsoft YaHei"/>
+        </w:rPr>
+        <w:t>，资金接力意愿强烈。</w:t>
+      </w:r>
+    </w:p>
+    <w:p>
       <w:pPr>
         <w:spacing w:before="280" w:after="80" w:line="312" w:lineRule="auto"/>
       </w:pPr>
@@ -1666,236 +1835,7 @@
           <w:color w:val="333333"/>
           <w:sz w:val="24"/>
         </w:rPr>
-        <w:t>融资融券（上一交易日）</w:t>
-      </w:r>
-    </w:p>
-    <w:p>
-      <w:pPr>
-        <w:pStyle w:val="ListBullet"/>
-      </w:pPr>
-      <w:r>
-        <w:rPr>
-          <w:rFonts w:ascii="Microsoft YaHei" w:hAnsi="Microsoft YaHei"/>
-          <w:b/>
-          <w:color w:val="1A1A1A"/>
-        </w:rPr>
-        <w:t>融资余额：3.53亿元</w:t>
-      </w:r>
-      <w:r>
-        <w:rPr>
-          <w:rFonts w:ascii="Microsoft YaHei" w:hAnsi="Microsoft YaHei"/>
-        </w:rPr>
-        <w:t xml:space="preserve">（较前日 </w:t>
-      </w:r>
-      <w:r>
-        <w:rPr>
-          <w:rFonts w:ascii="Microsoft YaHei" w:hAnsi="Microsoft YaHei"/>
-          <w:b/>
-          <w:color w:val="1A1A1A"/>
-        </w:rPr>
-        <w:t>+2.06%</w:t>
-      </w:r>
-      <w:r>
-        <w:rPr>
-          <w:rFonts w:ascii="Microsoft YaHei" w:hAnsi="Microsoft YaHei"/>
-        </w:rPr>
-        <w:t xml:space="preserve">），融资净买入 </w:t>
-      </w:r>
-      <w:r>
-        <w:rPr>
-          <w:rFonts w:ascii="Microsoft YaHei" w:hAnsi="Microsoft YaHei"/>
-          <w:b/>
-          <w:color w:val="1A1A1A"/>
-        </w:rPr>
-        <w:t>+711.2万元</w:t>
-      </w:r>
-    </w:p>
-    <w:p>
-      <w:pPr>
-        <w:pStyle w:val="ListBullet"/>
-      </w:pPr>
-      <w:r>
-        <w:rPr>
-          <w:rFonts w:ascii="Microsoft YaHei" w:hAnsi="Microsoft YaHei"/>
-        </w:rPr>
-        <w:t>融券余额：0.08亿元（较前日 +17.67%）</w:t>
-      </w:r>
-    </w:p>
-    <w:p>
-      <w:r>
-        <w:rPr>
-          <w:rFonts w:ascii="Microsoft YaHei" w:hAnsi="Microsoft YaHei"/>
-          <w:b/>
-          <w:color w:val="1A1A1A"/>
-        </w:rPr>
-        <w:t>资金面小结：</w:t>
-      </w:r>
-    </w:p>
-    <w:p>
-      <w:pPr>
-        <w:pStyle w:val="ListBullet"/>
-      </w:pPr>
-      <w:r>
-        <w:rPr>
-          <w:rFonts w:ascii="Microsoft YaHei" w:hAnsi="Microsoft YaHei"/>
-        </w:rPr>
-        <w:t xml:space="preserve">今日午间呈现 </w:t>
-      </w:r>
-      <w:r>
-        <w:rPr>
-          <w:rFonts w:ascii="Microsoft YaHei" w:hAnsi="Microsoft YaHei"/>
-          <w:b/>
-          <w:color w:val="1A1A1A"/>
-        </w:rPr>
-        <w:t>净流入格局</w:t>
-      </w:r>
-      <w:r>
-        <w:rPr>
-          <w:rFonts w:ascii="Microsoft YaHei" w:hAnsi="Microsoft YaHei"/>
-        </w:rPr>
-        <w:t xml:space="preserve">，净流入 </w:t>
-      </w:r>
-      <w:r>
-        <w:rPr>
-          <w:rFonts w:ascii="Microsoft YaHei" w:hAnsi="Microsoft YaHei"/>
-          <w:b/>
-          <w:color w:val="1A1A1A"/>
-        </w:rPr>
-        <w:t>2020万元</w:t>
-      </w:r>
-      <w:r>
-        <w:rPr>
-          <w:rFonts w:ascii="Microsoft YaHei" w:hAnsi="Microsoft YaHei"/>
-        </w:rPr>
-        <w:t>，且流入分钟（69分钟）明显多于流出分钟（44分钟），买盘力量占优。</w:t>
-      </w:r>
-    </w:p>
-    <w:p>
-      <w:pPr>
-        <w:pStyle w:val="ListBullet"/>
-      </w:pPr>
-      <w:r>
-        <w:rPr>
-          <w:rFonts w:ascii="Microsoft YaHei" w:hAnsi="Microsoft YaHei"/>
-        </w:rPr>
-        <w:t xml:space="preserve">上一个交易日三大资金口径（大单、中单、小单）均为净流入，合计 </w:t>
-      </w:r>
-      <w:r>
-        <w:rPr>
-          <w:rFonts w:ascii="Microsoft YaHei" w:hAnsi="Microsoft YaHei"/>
-          <w:b/>
-          <w:color w:val="1A1A1A"/>
-        </w:rPr>
-        <w:t>+2015.5万元</w:t>
-      </w:r>
-      <w:r>
-        <w:rPr>
-          <w:rFonts w:ascii="Microsoft YaHei" w:hAnsi="Microsoft YaHei"/>
-        </w:rPr>
-        <w:t>。</w:t>
-      </w:r>
-      <w:r>
-        <w:rPr>
-          <w:rFonts w:ascii="Microsoft YaHei" w:hAnsi="Microsoft YaHei"/>
-          <w:b/>
-          <w:color w:val="1A1A1A"/>
-        </w:rPr>
-        <w:t>大单净买入223万元</w:t>
-      </w:r>
-      <w:r>
-        <w:rPr>
-          <w:rFonts w:ascii="Microsoft YaHei" w:hAnsi="Microsoft YaHei"/>
-        </w:rPr>
-        <w:t>，机构资金温和参与。</w:t>
-      </w:r>
-    </w:p>
-    <w:p>
-      <w:pPr>
-        <w:pStyle w:val="ListBullet"/>
-      </w:pPr>
-      <w:r>
-        <w:rPr>
-          <w:rFonts w:ascii="Microsoft YaHei" w:hAnsi="Microsoft YaHei"/>
-        </w:rPr>
-        <w:t xml:space="preserve">融资余额攀升至 </w:t>
-      </w:r>
-      <w:r>
-        <w:rPr>
-          <w:rFonts w:ascii="Microsoft YaHei" w:hAnsi="Microsoft YaHei"/>
-          <w:b/>
-          <w:color w:val="1A1A1A"/>
-        </w:rPr>
-        <w:t>3.53亿元（+2.06%）</w:t>
-      </w:r>
-      <w:r>
-        <w:rPr>
-          <w:rFonts w:ascii="Microsoft YaHei" w:hAnsi="Microsoft YaHei"/>
-        </w:rPr>
-        <w:t>，融资客持续加仓，市场情绪偏乐观。</w:t>
-      </w:r>
-    </w:p>
-    <w:p>
-      <w:pPr>
-        <w:pStyle w:val="ListBullet"/>
-      </w:pPr>
-      <w:r>
-        <w:rPr>
-          <w:rFonts w:ascii="Microsoft YaHei" w:hAnsi="Microsoft YaHei"/>
-        </w:rPr>
-        <w:t xml:space="preserve">但需注意，今日盘中单分钟最大流出 </w:t>
-      </w:r>
-      <w:r>
-        <w:rPr>
-          <w:rFonts w:ascii="Microsoft YaHei" w:hAnsi="Microsoft YaHei"/>
-          <w:b/>
-          <w:color w:val="1A1A1A"/>
-        </w:rPr>
-        <w:t>748.8万元</w:t>
-      </w:r>
-      <w:r>
-        <w:rPr>
-          <w:rFonts w:ascii="Microsoft YaHei" w:hAnsi="Microsoft YaHei"/>
-        </w:rPr>
-        <w:t xml:space="preserve"> 大于最大流入 </w:t>
-      </w:r>
-      <w:r>
-        <w:rPr>
-          <w:rFonts w:ascii="Microsoft YaHei" w:hAnsi="Microsoft YaHei"/>
-          <w:b/>
-          <w:color w:val="1A1A1A"/>
-        </w:rPr>
-        <w:t>344.5万元</w:t>
-      </w:r>
-      <w:r>
-        <w:rPr>
-          <w:rFonts w:ascii="Microsoft YaHei" w:hAnsi="Microsoft YaHei"/>
-        </w:rPr>
-        <w:t>，说明拉升过程中有机构或大资金逢高减仓的迹象，资金博弈格局尚未完全偏向多头。</w:t>
-      </w:r>
-    </w:p>
-    <w:p>
-      <w:pPr>
-        <w:spacing w:before="240" w:after="240"/>
-        <w:pBdr>
-          <w:bottom w:val="single" w:sz="4" w:space="1" w:color="D0D7DE"/>
-        </w:pBdr>
-      </w:pPr>
-    </w:p>
-    <w:p>
-      <w:pPr>
-        <w:spacing w:before="360" w:after="80" w:line="288" w:lineRule="auto"/>
-        <w:pBdr>
-          <w:bottom w:val="single" w:sz="4" w:space="4" w:color="D0D7DE"/>
-        </w:pBdr>
-      </w:pPr>
-      <w:r>
-        <w:rPr>
-          <w:rFonts w:ascii="Microsoft YaHei" w:hAnsi="Microsoft YaHei"/>
-          <w:b/>
-          <w:color w:val="1A1A1A"/>
-          <w:sz w:val="28"/>
-        </w:rPr>
-        <w:t>技术面</w:t>
+        <w:t>融资融券</w:t>
       </w:r>
     </w:p>
     <w:tbl>
@@ -1929,7 +1869,253 @@
                 <w:color w:val="1A1A1A"/>
                 <w:sz w:val="18"/>
               </w:rPr>
-              <w:t>指标</w:t>
+              <w:t>项目</w:t>
+            </w:r>
+          </w:p>
+        </w:tc>
+        <w:tc>
+          <w:tcPr>
+            <w:tcW w:type="dxa" w:w="3022"/>
+            <w:shd w:fill="F6F8FA" w:val="clear"/>
+          </w:tcPr>
+          <w:p>
+            <w:pPr>
+              <w:spacing w:before="40" w:after="40" w:line="288" w:lineRule="auto"/>
+            </w:pPr>
+            <w:r/>
+            <w:r>
+              <w:rPr>
+                <w:rFonts w:ascii="Microsoft YaHei" w:hAnsi="Microsoft YaHei"/>
+                <w:b/>
+                <w:color w:val="1A1A1A"/>
+                <w:sz w:val="18"/>
+              </w:rPr>
+              <w:t>余额</w:t>
+            </w:r>
+          </w:p>
+        </w:tc>
+        <w:tc>
+          <w:tcPr>
+            <w:tcW w:type="dxa" w:w="3022"/>
+            <w:shd w:fill="F6F8FA" w:val="clear"/>
+          </w:tcPr>
+          <w:p>
+            <w:pPr>
+              <w:spacing w:before="40" w:after="40" w:line="288" w:lineRule="auto"/>
+            </w:pPr>
+            <w:r/>
+            <w:r>
+              <w:rPr>
+                <w:rFonts w:ascii="Microsoft YaHei" w:hAnsi="Microsoft YaHei"/>
+                <w:b/>
+                <w:color w:val="1A1A1A"/>
+                <w:sz w:val="18"/>
+              </w:rPr>
+              <w:t>较前日变动</w:t>
+            </w:r>
+          </w:p>
+        </w:tc>
+      </w:tr>
+      <w:tr>
+        <w:tc>
+          <w:tcPr>
+            <w:tcW w:type="dxa" w:w="3022"/>
+          </w:tcPr>
+          <w:p>
+            <w:pPr>
+              <w:spacing w:before="40" w:after="40" w:line="288" w:lineRule="auto"/>
+            </w:pPr>
+            <w:r/>
+            <w:r>
+              <w:rPr>
+                <w:rFonts w:ascii="Microsoft YaHei" w:hAnsi="Microsoft YaHei"/>
+                <w:sz w:val="18"/>
+              </w:rPr>
+              <w:t>融资余额</w:t>
+            </w:r>
+          </w:p>
+        </w:tc>
+        <w:tc>
+          <w:tcPr>
+            <w:tcW w:type="dxa" w:w="3022"/>
+          </w:tcPr>
+          <w:p>
+            <w:pPr>
+              <w:spacing w:before="40" w:after="40" w:line="288" w:lineRule="auto"/>
+            </w:pPr>
+            <w:r/>
+            <w:r>
+              <w:rPr>
+                <w:rFonts w:ascii="Microsoft YaHei" w:hAnsi="Microsoft YaHei"/>
+                <w:b/>
+                <w:color w:val="1A1A1A"/>
+                <w:sz w:val="18"/>
+              </w:rPr>
+              <w:t>3.53亿元</w:t>
+            </w:r>
+          </w:p>
+        </w:tc>
+        <w:tc>
+          <w:tcPr>
+            <w:tcW w:type="dxa" w:w="3022"/>
+          </w:tcPr>
+          <w:p>
+            <w:pPr>
+              <w:spacing w:before="40" w:after="40" w:line="288" w:lineRule="auto"/>
+            </w:pPr>
+            <w:r/>
+            <w:r>
+              <w:rPr>
+                <w:rFonts w:ascii="Microsoft YaHei" w:hAnsi="Microsoft YaHei"/>
+                <w:b/>
+                <w:color w:val="1A1A1A"/>
+                <w:sz w:val="18"/>
+              </w:rPr>
+              <w:t>+2.06%</w:t>
+            </w:r>
+          </w:p>
+        </w:tc>
+      </w:tr>
+      <w:tr>
+        <w:tc>
+          <w:tcPr>
+            <w:tcW w:type="dxa" w:w="3022"/>
+            <w:shd w:fill="F8F9FA" w:val="clear"/>
+          </w:tcPr>
+          <w:p>
+            <w:pPr>
+              <w:spacing w:before="40" w:after="40" w:line="288" w:lineRule="auto"/>
+            </w:pPr>
+            <w:r/>
+            <w:r>
+              <w:rPr>
+                <w:rFonts w:ascii="Microsoft YaHei" w:hAnsi="Microsoft YaHei"/>
+                <w:sz w:val="18"/>
+              </w:rPr>
+              <w:t>融券余额</w:t>
+            </w:r>
+          </w:p>
+        </w:tc>
+        <w:tc>
+          <w:tcPr>
+            <w:tcW w:type="dxa" w:w="3022"/>
+            <w:shd w:fill="F8F9FA" w:val="clear"/>
+          </w:tcPr>
+          <w:p>
+            <w:pPr>
+              <w:spacing w:before="40" w:after="40" w:line="288" w:lineRule="auto"/>
+            </w:pPr>
+            <w:r/>
+            <w:r>
+              <w:rPr>
+                <w:rFonts w:ascii="Microsoft YaHei" w:hAnsi="Microsoft YaHei"/>
+                <w:sz w:val="18"/>
+              </w:rPr>
+              <w:t>0.08亿元</w:t>
+            </w:r>
+          </w:p>
+        </w:tc>
+        <w:tc>
+          <w:tcPr>
+            <w:tcW w:type="dxa" w:w="3022"/>
+            <w:shd w:fill="F8F9FA" w:val="clear"/>
+          </w:tcPr>
+          <w:p>
+            <w:pPr>
+              <w:spacing w:before="40" w:after="40" w:line="288" w:lineRule="auto"/>
+            </w:pPr>
+            <w:r/>
+            <w:r>
+              <w:rPr>
+                <w:rFonts w:ascii="Microsoft YaHei" w:hAnsi="Microsoft YaHei"/>
+                <w:sz w:val="18"/>
+              </w:rPr>
+              <w:t>+17.67%</w:t>
+            </w:r>
+          </w:p>
+        </w:tc>
+      </w:tr>
+    </w:tbl>
+    <w:p/>
+    <w:p>
+      <w:r>
+        <w:rPr>
+          <w:rFonts w:ascii="Microsoft YaHei" w:hAnsi="Microsoft YaHei"/>
+        </w:rPr>
+        <w:t>融资余额小幅增长，杠杆资金持续加码。融券余额基数较小，变动影响有限。</w:t>
+      </w:r>
+    </w:p>
+    <w:p>
+      <w:pPr>
+        <w:spacing w:before="240" w:after="240"/>
+        <w:pBdr>
+          <w:bottom w:val="single" w:sz="4" w:space="1" w:color="D0D7DE"/>
+        </w:pBdr>
+      </w:pPr>
+    </w:p>
+    <w:p>
+      <w:pPr>
+        <w:spacing w:before="360" w:after="80" w:line="288" w:lineRule="auto"/>
+        <w:pBdr>
+          <w:bottom w:val="single" w:sz="4" w:space="4" w:color="D0D7DE"/>
+        </w:pBdr>
+      </w:pPr>
+      <w:r>
+        <w:rPr>
+          <w:rFonts w:ascii="Microsoft YaHei" w:hAnsi="Microsoft YaHei"/>
+          <w:b/>
+          <w:color w:val="1A1A1A"/>
+          <w:sz w:val="28"/>
+        </w:rPr>
+        <w:t>技术面</w:t>
+      </w:r>
+    </w:p>
+    <w:p>
+      <w:pPr>
+        <w:spacing w:before="280" w:after="80" w:line="312" w:lineRule="auto"/>
+      </w:pPr>
+      <w:r>
+        <w:rPr>
+          <w:rFonts w:ascii="Microsoft YaHei" w:hAnsi="Microsoft YaHei"/>
+          <w:b/>
+          <w:color w:val="333333"/>
+          <w:sz w:val="24"/>
+        </w:rPr>
+        <w:t>均线系统</w:t>
+      </w:r>
+    </w:p>
+    <w:tbl>
+      <w:tblPr>
+        <w:tblStyle w:val="TableGrid"/>
+        <w:tblW w:type="auto" w:w="0"/>
+        <w:jc w:val="center"/>
+        <w:tblLayout w:type="autofit"/>
+        <w:tblLook w:firstColumn="1" w:firstRow="1" w:lastColumn="0" w:lastRow="0" w:noHBand="0" w:noVBand="1" w:val="04A0"/>
+      </w:tblPr>
+      <w:tblGrid>
+        <w:gridCol w:w="3022"/>
+        <w:gridCol w:w="3022"/>
+        <w:gridCol w:w="3022"/>
+      </w:tblGrid>
+      <w:tr>
+        <w:tc>
+          <w:tcPr>
+            <w:tcW w:type="dxa" w:w="3022"/>
+            <w:shd w:fill="F6F8FA" w:val="clear"/>
+          </w:tcPr>
+          <w:p>
+            <w:pPr>
+              <w:spacing w:before="40" w:after="40" w:line="288" w:lineRule="auto"/>
+            </w:pPr>
+            <w:r/>
+            <w:r>
+              <w:rPr>
+                <w:rFonts w:ascii="Microsoft YaHei" w:hAnsi="Microsoft YaHei"/>
+                <w:b/>
+                <w:color w:val="1A1A1A"/>
+                <w:sz w:val="18"/>
+              </w:rPr>
+              <w:t>均线</w:t>
             </w:r>
           </w:p>
         </w:tc>
@@ -1971,7 +2157,7 @@
                 <w:color w:val="1A1A1A"/>
                 <w:sz w:val="18"/>
               </w:rPr>
-              <w:t>偏离度</w:t>
+              <w:t>当前价偏离度</w:t>
             </w:r>
           </w:p>
         </w:tc>
@@ -1991,7 +2177,7 @@
                 <w:rFonts w:ascii="Microsoft YaHei" w:hAnsi="Microsoft YaHei"/>
                 <w:sz w:val="18"/>
               </w:rPr>
-              <w:t>当前价</w:t>
+              <w:t>MA5</w:t>
             </w:r>
           </w:p>
         </w:tc>
@@ -2011,7 +2197,7 @@
                 <w:color w:val="1A1A1A"/>
                 <w:sz w:val="18"/>
               </w:rPr>
-              <w:t>11.17元</w:t>
+              <w:t>10.84元</w:t>
             </w:r>
           </w:p>
         </w:tc>
@@ -2029,7 +2215,16 @@
                 <w:rFonts w:ascii="Microsoft YaHei" w:hAnsi="Microsoft YaHei"/>
                 <w:sz w:val="18"/>
               </w:rPr>
-              <w:t>—</w:t>
+              <w:t xml:space="preserve">上方 </w:t>
+            </w:r>
+            <w:r>
+              <w:rPr>
+                <w:rFonts w:ascii="Microsoft YaHei" w:hAnsi="Microsoft YaHei"/>
+                <w:b/>
+                <w:color w:val="1A1A1A"/>
+                <w:sz w:val="18"/>
+              </w:rPr>
+              <w:t>+3.0%</w:t>
             </w:r>
           </w:p>
         </w:tc>
@@ -2050,7 +2245,7 @@
                 <w:rFonts w:ascii="Microsoft YaHei" w:hAnsi="Microsoft YaHei"/>
                 <w:sz w:val="18"/>
               </w:rPr>
-              <w:t>MA5（~10.84元）</w:t>
+              <w:t>MA10</w:t>
             </w:r>
           </w:p>
         </w:tc>
@@ -2071,7 +2266,7 @@
                 <w:color w:val="1A1A1A"/>
                 <w:sz w:val="18"/>
               </w:rPr>
-              <w:t>上方</w:t>
+              <w:t>10.61元</w:t>
             </w:r>
           </w:p>
         </w:tc>
@@ -2088,11 +2283,18 @@
             <w:r>
               <w:rPr>
                 <w:rFonts w:ascii="Microsoft YaHei" w:hAnsi="Microsoft YaHei"/>
+                <w:sz w:val="18"/>
+              </w:rPr>
+              <w:t xml:space="preserve">上方 </w:t>
+            </w:r>
+            <w:r>
+              <w:rPr>
+                <w:rFonts w:ascii="Microsoft YaHei" w:hAnsi="Microsoft YaHei"/>
                 <w:b/>
                 <w:color w:val="1A1A1A"/>
                 <w:sz w:val="18"/>
               </w:rPr>
-              <w:t>+3.0%</w:t>
+              <w:t>+5.3%</w:t>
             </w:r>
           </w:p>
         </w:tc>
@@ -2112,7 +2314,7 @@
                 <w:rFonts w:ascii="Microsoft YaHei" w:hAnsi="Microsoft YaHei"/>
                 <w:sz w:val="18"/>
               </w:rPr>
-              <w:t>MA10（~10.61元）</w:t>
+              <w:t>MA20（布林中轨）</w:t>
             </w:r>
           </w:p>
         </w:tc>
@@ -2132,7 +2334,7 @@
                 <w:color w:val="1A1A1A"/>
                 <w:sz w:val="18"/>
               </w:rPr>
-              <w:t>上方</w:t>
+              <w:t>9.54元</w:t>
             </w:r>
           </w:p>
         </w:tc>
@@ -2148,39 +2350,55 @@
             <w:r>
               <w:rPr>
                 <w:rFonts w:ascii="Microsoft YaHei" w:hAnsi="Microsoft YaHei"/>
+                <w:sz w:val="18"/>
+              </w:rPr>
+              <w:t xml:space="preserve">上方 </w:t>
+            </w:r>
+            <w:r>
+              <w:rPr>
+                <w:rFonts w:ascii="Microsoft YaHei" w:hAnsi="Microsoft YaHei"/>
                 <w:b/>
                 <w:color w:val="1A1A1A"/>
                 <w:sz w:val="18"/>
               </w:rPr>
-              <w:t>+5.3%</w:t>
+              <w:t>+17.1%</w:t>
             </w:r>
           </w:p>
         </w:tc>
       </w:tr>
+    </w:tbl>
+    <w:p/>
+    <w:p>
+      <w:pPr>
+        <w:spacing w:before="280" w:after="80" w:line="312" w:lineRule="auto"/>
+      </w:pPr>
+      <w:r>
+        <w:rPr>
+          <w:rFonts w:ascii="Microsoft YaHei" w:hAnsi="Microsoft YaHei"/>
+          <w:b/>
+          <w:color w:val="333333"/>
+          <w:sz w:val="24"/>
+        </w:rPr>
+        <w:t>布林带（BOLL）</w:t>
+      </w:r>
+    </w:p>
+    <w:tbl>
+      <w:tblPr>
+        <w:tblStyle w:val="TableGrid"/>
+        <w:tblW w:type="auto" w:w="0"/>
+        <w:jc w:val="center"/>
+        <w:tblLayout w:type="autofit"/>
+        <w:tblLook w:firstColumn="1" w:firstRow="1" w:lastColumn="0" w:lastRow="0" w:noHBand="0" w:noVBand="1" w:val="04A0"/>
+      </w:tblPr>
+      <w:tblGrid>
+        <w:gridCol w:w="4533"/>
+        <w:gridCol w:w="4533"/>
+      </w:tblGrid>
       <w:tr>
         <w:tc>
           <w:tcPr>
-            <w:tcW w:type="dxa" w:w="3022"/>
-            <w:shd w:fill="F8F9FA" w:val="clear"/>
-          </w:tcPr>
-          <w:p>
-            <w:pPr>
-              <w:spacing w:before="40" w:after="40" w:line="288" w:lineRule="auto"/>
-            </w:pPr>
-            <w:r/>
-            <w:r>
-              <w:rPr>
-                <w:rFonts w:ascii="Microsoft YaHei" w:hAnsi="Microsoft YaHei"/>
-                <w:sz w:val="18"/>
-              </w:rPr>
-              <w:t>MA20 / 布林中轨（~9.54元）</w:t>
-            </w:r>
-          </w:p>
-        </w:tc>
-        <w:tc>
-          <w:tcPr>
-            <w:tcW w:type="dxa" w:w="3022"/>
-            <w:shd w:fill="F8F9FA" w:val="clear"/>
+            <w:tcW w:type="dxa" w:w="4533"/>
+            <w:shd w:fill="F6F8FA" w:val="clear"/>
           </w:tcPr>
           <w:p>
             <w:pPr>
@@ -2194,14 +2412,14 @@
                 <w:color w:val="1A1A1A"/>
                 <w:sz w:val="18"/>
               </w:rPr>
-              <w:t>上方</w:t>
+              <w:t>指标</w:t>
             </w:r>
           </w:p>
         </w:tc>
         <w:tc>
           <w:tcPr>
-            <w:tcW w:type="dxa" w:w="3022"/>
-            <w:shd w:fill="F8F9FA" w:val="clear"/>
+            <w:tcW w:type="dxa" w:w="4533"/>
+            <w:shd w:fill="F6F8FA" w:val="clear"/>
           </w:tcPr>
           <w:p>
             <w:pPr>
@@ -2215,7 +2433,7 @@
                 <w:color w:val="1A1A1A"/>
                 <w:sz w:val="18"/>
               </w:rPr>
-              <w:t>+17.1%</w:t>
+              <w:t>数值</w:t>
             </w:r>
           </w:p>
         </w:tc>
@@ -2223,7 +2441,7 @@
       <w:tr>
         <w:tc>
           <w:tcPr>
-            <w:tcW w:type="dxa" w:w="3022"/>
+            <w:tcW w:type="dxa" w:w="4533"/>
           </w:tcPr>
           <w:p>
             <w:pPr>
@@ -2241,7 +2459,7 @@
         </w:tc>
         <w:tc>
           <w:tcPr>
-            <w:tcW w:type="dxa" w:w="3022"/>
+            <w:tcW w:type="dxa" w:w="4533"/>
           </w:tcPr>
           <w:p>
             <w:pPr>
@@ -2259,9 +2477,12 @@
             </w:r>
           </w:p>
         </w:tc>
+      </w:tr>
+      <w:tr>
         <w:tc>
           <w:tcPr>
-            <w:tcW w:type="dxa" w:w="3022"/>
+            <w:tcW w:type="dxa" w:w="4533"/>
+            <w:shd w:fill="F8F9FA" w:val="clear"/>
           </w:tcPr>
           <w:p>
             <w:pPr>
@@ -2273,7 +2494,26 @@
                 <w:rFonts w:ascii="Microsoft YaHei" w:hAnsi="Microsoft YaHei"/>
                 <w:sz w:val="18"/>
               </w:rPr>
-              <w:t>距当前价 +5.6%</w:t>
+              <w:t>布林中轨（MA20）</w:t>
+            </w:r>
+          </w:p>
+        </w:tc>
+        <w:tc>
+          <w:tcPr>
+            <w:tcW w:type="dxa" w:w="4533"/>
+            <w:shd w:fill="F8F9FA" w:val="clear"/>
+          </w:tcPr>
+          <w:p>
+            <w:pPr>
+              <w:spacing w:before="40" w:after="40" w:line="288" w:lineRule="auto"/>
+            </w:pPr>
+            <w:r/>
+            <w:r>
+              <w:rPr>
+                <w:rFonts w:ascii="Microsoft YaHei" w:hAnsi="Microsoft YaHei"/>
+                <w:sz w:val="18"/>
+              </w:rPr>
+              <w:t>9.54元</w:t>
             </w:r>
           </w:p>
         </w:tc>
@@ -2281,8 +2521,7 @@
       <w:tr>
         <w:tc>
           <w:tcPr>
-            <w:tcW w:type="dxa" w:w="3022"/>
-            <w:shd w:fill="F8F9FA" w:val="clear"/>
+            <w:tcW w:type="dxa" w:w="4533"/>
           </w:tcPr>
           <w:p>
             <w:pPr>
@@ -2300,8 +2539,7 @@
         </w:tc>
         <w:tc>
           <w:tcPr>
-            <w:tcW w:type="dxa" w:w="3022"/>
-            <w:shd w:fill="F8F9FA" w:val="clear"/>
+            <w:tcW w:type="dxa" w:w="4533"/>
           </w:tcPr>
           <w:p>
             <w:pPr>
@@ -2314,25 +2552,6 @@
                 <w:sz w:val="18"/>
               </w:rPr>
               <w:t>7.28元</w:t>
-            </w:r>
-          </w:p>
-        </w:tc>
-        <w:tc>
-          <w:tcPr>
-            <w:tcW w:type="dxa" w:w="3022"/>
-            <w:shd w:fill="F8F9FA" w:val="clear"/>
-          </w:tcPr>
-          <w:p>
-            <w:pPr>
-              <w:spacing w:before="40" w:after="40" w:line="288" w:lineRule="auto"/>
-            </w:pPr>
-            <w:r/>
-            <w:r>
-              <w:rPr>
-                <w:rFonts w:ascii="Microsoft YaHei" w:hAnsi="Microsoft YaHei"/>
-                <w:sz w:val="18"/>
-              </w:rPr>
-              <w:t>—</w:t>
             </w:r>
           </w:p>
         </w:tc>
@@ -2351,40 +2570,13 @@
     </w:p>
     <w:p>
       <w:pPr>
-        <w:pStyle w:val="ListNumber"/>
+        <w:pStyle w:val="ListBullet"/>
       </w:pPr>
       <w:r>
         <w:rPr>
           <w:rFonts w:ascii="Microsoft YaHei" w:hAnsi="Microsoft YaHei"/>
-          <w:b/>
-          <w:color w:val="1A1A1A"/>
         </w:rPr>
-        <w:t>多头排列明确</w:t>
-      </w:r>
-      <w:r>
-        <w:rPr>
-          <w:rFonts w:ascii="Microsoft YaHei" w:hAnsi="Microsoft YaHei"/>
-        </w:rPr>
-        <w:t>：股价站稳 MA5（10.84元）、MA10（10.61元）及 MA20（9.54元）上方，短中期均线呈多头排列态势。</w:t>
-      </w:r>
-    </w:p>
-    <w:p>
-      <w:pPr>
-        <w:pStyle w:val="ListNumber"/>
-      </w:pPr>
-      <w:r>
-        <w:rPr>
-          <w:rFonts w:ascii="Microsoft YaHei" w:hAnsi="Microsoft YaHei"/>
-          <w:b/>
-          <w:color w:val="1A1A1A"/>
-        </w:rPr>
-        <w:t>远离成本中枢</w:t>
-      </w:r>
-      <w:r>
-        <w:rPr>
-          <w:rFonts w:ascii="Microsoft YaHei" w:hAnsi="Microsoft YaHei"/>
-        </w:rPr>
-        <w:t xml:space="preserve">：当前价较 MA20（即布林中轨）已偏离 </w:t>
+        <w:t xml:space="preserve">当前价 </w:t>
       </w:r>
       <w:r>
         <w:rPr>
@@ -2392,13 +2584,24 @@
           <w:b/>
           <w:color w:val="1A1A1A"/>
         </w:rPr>
-        <w:t>+17.1%</w:t>
+        <w:t>11.17元</w:t>
       </w:r>
       <w:r>
         <w:rPr>
           <w:rFonts w:ascii="Microsoft YaHei" w:hAnsi="Microsoft YaHei"/>
         </w:rPr>
-        <w:t>，处于较强超买区间，</w:t>
+        <w:t xml:space="preserve"> 站稳 MA5（10.84元）和 MA10（10.61元）上方，短中期均线呈多头排列</w:t>
+      </w:r>
+    </w:p>
+    <w:p>
+      <w:pPr>
+        <w:pStyle w:val="ListBullet"/>
+      </w:pPr>
+      <w:r>
+        <w:rPr>
+          <w:rFonts w:ascii="Microsoft YaHei" w:hAnsi="Microsoft YaHei"/>
+        </w:rPr>
+        <w:t xml:space="preserve">价格距 MA20/布林中轨 </w:t>
       </w:r>
       <w:r>
         <w:rPr>
@@ -2406,32 +2609,32 @@
           <w:b/>
           <w:color w:val="1A1A1A"/>
         </w:rPr>
-        <w:t>短期技术上存在回调整固需求</w:t>
+        <w:t>偏离度达 +17.1%</w:t>
       </w:r>
       <w:r>
         <w:rPr>
           <w:rFonts w:ascii="Microsoft YaHei" w:hAnsi="Microsoft YaHei"/>
         </w:rPr>
-        <w:t>。</w:t>
+        <w:t xml:space="preserve">，短期已进入 </w:t>
       </w:r>
-    </w:p>
-    <w:p>
-      <w:pPr>
-        <w:pStyle w:val="ListNumber"/>
-      </w:pPr>
       <w:r>
         <w:rPr>
           <w:rFonts w:ascii="Microsoft YaHei" w:hAnsi="Microsoft YaHei"/>
           <w:b/>
           <w:color w:val="1A1A1A"/>
         </w:rPr>
-        <w:t>布林带上轨压力</w:t>
+        <w:t>超买区间</w:t>
       </w:r>
+    </w:p>
+    <w:p>
+      <w:pPr>
+        <w:pStyle w:val="ListBullet"/>
+      </w:pPr>
       <w:r>
         <w:rPr>
           <w:rFonts w:ascii="Microsoft YaHei" w:hAnsi="Microsoft YaHei"/>
         </w:rPr>
-        <w:t xml:space="preserve">：上轨位于 </w:t>
+        <w:t xml:space="preserve">距布林带上轨 </w:t>
       </w:r>
       <w:r>
         <w:rPr>
@@ -2445,7 +2648,32 @@
         <w:rPr>
           <w:rFonts w:ascii="Microsoft YaHei" w:hAnsi="Microsoft YaHei"/>
         </w:rPr>
-        <w:t xml:space="preserve">，今日最高触及 </w:t>
+        <w:t xml:space="preserve"> 仅剩 </w:t>
+      </w:r>
+      <w:r>
+        <w:rPr>
+          <w:rFonts w:ascii="Microsoft YaHei" w:hAnsi="Microsoft YaHei"/>
+          <w:b/>
+          <w:color w:val="1A1A1A"/>
+        </w:rPr>
+        <w:t>5.6%</w:t>
+      </w:r>
+      <w:r>
+        <w:rPr>
+          <w:rFonts w:ascii="Microsoft YaHei" w:hAnsi="Microsoft YaHei"/>
+        </w:rPr>
+        <w:t xml:space="preserve"> 空间，若继续上攻将面临布林带上轨压制</w:t>
+      </w:r>
+    </w:p>
+    <w:p>
+      <w:pPr>
+        <w:pStyle w:val="ListBullet"/>
+      </w:pPr>
+      <w:r>
+        <w:rPr>
+          <w:rFonts w:ascii="Microsoft YaHei" w:hAnsi="Microsoft YaHei"/>
+        </w:rPr>
+        <w:t xml:space="preserve">盘中最高触及 </w:t>
       </w:r>
       <w:r>
         <w:rPr>
@@ -2459,298 +2687,7 @@
         <w:rPr>
           <w:rFonts w:ascii="Microsoft YaHei" w:hAnsi="Microsoft YaHei"/>
         </w:rPr>
-        <w:t xml:space="preserve">，距离上轨仅 </w:t>
-      </w:r>
-      <w:r>
-        <w:rPr>
-          <w:rFonts w:ascii="Microsoft YaHei" w:hAnsi="Microsoft YaHei"/>
-          <w:b/>
-          <w:color w:val="1A1A1A"/>
-        </w:rPr>
-        <w:t>3.1%</w:t>
-      </w:r>
-      <w:r>
-        <w:rPr>
-          <w:rFonts w:ascii="Microsoft YaHei" w:hAnsi="Microsoft YaHei"/>
-        </w:rPr>
-        <w:t>，若午后继续上攻将面临上轨压制。</w:t>
-      </w:r>
-    </w:p>
-    <w:p>
-      <w:pPr>
-        <w:pStyle w:val="ListNumber"/>
-      </w:pPr>
-      <w:r>
-        <w:rPr>
-          <w:rFonts w:ascii="Microsoft YaHei" w:hAnsi="Microsoft YaHei"/>
-          <w:b/>
-          <w:color w:val="1A1A1A"/>
-        </w:rPr>
-        <w:t>量价配合</w:t>
-      </w:r>
-      <w:r>
-        <w:rPr>
-          <w:rFonts w:ascii="Microsoft YaHei" w:hAnsi="Microsoft YaHei"/>
-        </w:rPr>
-        <w:t xml:space="preserve">：放量上涨形态健康，但 </w:t>
-      </w:r>
-      <w:r>
-        <w:rPr>
-          <w:rFonts w:ascii="Microsoft YaHei" w:hAnsi="Microsoft YaHei"/>
-          <w:b/>
-          <w:color w:val="1A1A1A"/>
-        </w:rPr>
-        <w:t>量比0.88</w:t>
-      </w:r>
-      <w:r>
-        <w:rPr>
-          <w:rFonts w:ascii="Microsoft YaHei" w:hAnsi="Microsoft YaHei"/>
-        </w:rPr>
-        <w:t xml:space="preserve"> 略低于1，显示今日放量更多源于早盘的集中交易，后续跟风力度需观察。</w:t>
-      </w:r>
-    </w:p>
-    <w:p>
-      <w:pPr>
-        <w:spacing w:before="240" w:after="240"/>
-        <w:pBdr>
-          <w:bottom w:val="single" w:sz="4" w:space="1" w:color="D0D7DE"/>
-        </w:pBdr>
-      </w:pPr>
-    </w:p>
-    <w:p>
-      <w:pPr>
-        <w:spacing w:before="360" w:after="80" w:line="288" w:lineRule="auto"/>
-        <w:pBdr>
-          <w:bottom w:val="single" w:sz="4" w:space="4" w:color="D0D7DE"/>
-        </w:pBdr>
-      </w:pPr>
-      <w:r>
-        <w:rPr>
-          <w:rFonts w:ascii="Microsoft YaHei" w:hAnsi="Microsoft YaHei"/>
-          <w:b/>
-          <w:color w:val="1A1A1A"/>
-          <w:sz w:val="28"/>
-        </w:rPr>
-        <w:t>新闻资讯</w:t>
-      </w:r>
-    </w:p>
-    <w:p>
-      <w:pPr>
-        <w:spacing w:before="280" w:after="80" w:line="312" w:lineRule="auto"/>
-      </w:pPr>
-      <w:r>
-        <w:rPr>
-          <w:rFonts w:ascii="Microsoft YaHei" w:hAnsi="Microsoft YaHei"/>
-          <w:b/>
-          <w:color w:val="333333"/>
-          <w:sz w:val="24"/>
-        </w:rPr>
-        <w:t>核心催化：分红派息（股权登记日）</w:t>
-      </w:r>
-    </w:p>
-    <w:p>
-      <w:r>
-        <w:rPr>
-          <w:rFonts w:ascii="Microsoft YaHei" w:hAnsi="Microsoft YaHei"/>
-        </w:rPr>
-        <w:t xml:space="preserve">&gt; </w:t>
-      </w:r>
-      <w:r>
-        <w:rPr>
-          <w:rFonts w:ascii="Microsoft YaHei" w:hAnsi="Microsoft YaHei"/>
-          <w:b/>
-          <w:color w:val="1A1A1A"/>
-        </w:rPr>
-        <w:t>14只A股今日股权登记，中远海特每10股派息3.25元，分红力度排名前三。</w:t>
-      </w:r>
-    </w:p>
-    <w:p>
-      <w:pPr>
-        <w:pStyle w:val="ListBullet"/>
-      </w:pPr>
-      <w:r>
-        <w:rPr>
-          <w:rFonts w:ascii="Microsoft YaHei" w:hAnsi="Microsoft YaHei"/>
-          <w:b/>
-          <w:color w:val="1A1A1A"/>
-        </w:rPr>
-        <w:t>分红方案</w:t>
-      </w:r>
-      <w:r>
-        <w:rPr>
-          <w:rFonts w:ascii="Microsoft YaHei" w:hAnsi="Microsoft YaHei"/>
-        </w:rPr>
-        <w:t xml:space="preserve">：每10股派发现金红利 </w:t>
-      </w:r>
-      <w:r>
-        <w:rPr>
-          <w:rFonts w:ascii="Microsoft YaHei" w:hAnsi="Microsoft YaHei"/>
-          <w:b/>
-          <w:color w:val="1A1A1A"/>
-        </w:rPr>
-        <w:t>3.25元</w:t>
-      </w:r>
-      <w:r>
-        <w:rPr>
-          <w:rFonts w:ascii="Microsoft YaHei" w:hAnsi="Microsoft YaHei"/>
-        </w:rPr>
-        <w:t xml:space="preserve">（含税），对应每股 </w:t>
-      </w:r>
-      <w:r>
-        <w:rPr>
-          <w:rFonts w:ascii="Microsoft YaHei" w:hAnsi="Microsoft YaHei"/>
-          <w:b/>
-          <w:color w:val="1A1A1A"/>
-        </w:rPr>
-        <w:t>0.325元</w:t>
-      </w:r>
-      <w:r>
-        <w:rPr>
-          <w:rFonts w:ascii="Microsoft YaHei" w:hAnsi="Microsoft YaHei"/>
-        </w:rPr>
-        <w:t>。</w:t>
-      </w:r>
-    </w:p>
-    <w:p>
-      <w:pPr>
-        <w:pStyle w:val="ListBullet"/>
-      </w:pPr>
-      <w:r>
-        <w:rPr>
-          <w:rFonts w:ascii="Microsoft YaHei" w:hAnsi="Microsoft YaHei"/>
-        </w:rPr>
-        <w:t>以昨收价10.56元计算，</w:t>
-      </w:r>
-      <w:r>
-        <w:rPr>
-          <w:rFonts w:ascii="Microsoft YaHei" w:hAnsi="Microsoft YaHei"/>
-          <w:b/>
-          <w:color w:val="1A1A1A"/>
-        </w:rPr>
-        <w:t>股息率约3.08%</w:t>
-      </w:r>
-      <w:r>
-        <w:rPr>
-          <w:rFonts w:ascii="Microsoft YaHei" w:hAnsi="Microsoft YaHei"/>
-        </w:rPr>
-        <w:t>，在交通运输板块中属于较高水平。</w:t>
-      </w:r>
-    </w:p>
-    <w:p>
-      <w:pPr>
-        <w:pStyle w:val="ListBullet"/>
-      </w:pPr>
-      <w:r>
-        <w:rPr>
-          <w:rFonts w:ascii="Microsoft YaHei" w:hAnsi="Microsoft YaHei"/>
-        </w:rPr>
-        <w:t xml:space="preserve">今日为 </w:t>
-      </w:r>
-      <w:r>
-        <w:rPr>
-          <w:rFonts w:ascii="Microsoft YaHei" w:hAnsi="Microsoft YaHei"/>
-          <w:b/>
-          <w:color w:val="1A1A1A"/>
-        </w:rPr>
-        <w:t>股权登记日</w:t>
-      </w:r>
-      <w:r>
-        <w:rPr>
-          <w:rFonts w:ascii="Microsoft YaHei" w:hAnsi="Microsoft YaHei"/>
-        </w:rPr>
-        <w:t>，意味着今日买入的投资者仍可享受本次分红权益，这是驱动早盘抢权行情的重要因素。</w:t>
-      </w:r>
-    </w:p>
-    <w:p>
-      <w:pPr>
-        <w:spacing w:before="280" w:after="80" w:line="312" w:lineRule="auto"/>
-      </w:pPr>
-      <w:r>
-        <w:rPr>
-          <w:rFonts w:ascii="Microsoft YaHei" w:hAnsi="Microsoft YaHei"/>
-          <w:b/>
-          <w:color w:val="333333"/>
-          <w:sz w:val="24"/>
-        </w:rPr>
-        <w:t>融资动态</w:t>
-      </w:r>
-    </w:p>
-    <w:p>
-      <w:pPr>
-        <w:pStyle w:val="ListBullet"/>
-      </w:pPr>
-      <w:r>
-        <w:rPr>
-          <w:rFonts w:ascii="Microsoft YaHei" w:hAnsi="Microsoft YaHei"/>
-        </w:rPr>
-        <w:t xml:space="preserve">上一交易日融资买入额 </w:t>
-      </w:r>
-      <w:r>
-        <w:rPr>
-          <w:rFonts w:ascii="Microsoft YaHei" w:hAnsi="Microsoft YaHei"/>
-          <w:b/>
-          <w:color w:val="1A1A1A"/>
-        </w:rPr>
-        <w:t>6222.22万元</w:t>
-      </w:r>
-      <w:r>
-        <w:rPr>
-          <w:rFonts w:ascii="Microsoft YaHei" w:hAnsi="Microsoft YaHei"/>
-        </w:rPr>
-        <w:t xml:space="preserve">，融资净买入 </w:t>
-      </w:r>
-      <w:r>
-        <w:rPr>
-          <w:rFonts w:ascii="Microsoft YaHei" w:hAnsi="Microsoft YaHei"/>
-          <w:b/>
-          <w:color w:val="1A1A1A"/>
-        </w:rPr>
-        <w:t>+711.2万元</w:t>
-      </w:r>
-      <w:r>
-        <w:rPr>
-          <w:rFonts w:ascii="Microsoft YaHei" w:hAnsi="Microsoft YaHei"/>
-        </w:rPr>
-        <w:t xml:space="preserve">，融资余额升至 </w:t>
-      </w:r>
-      <w:r>
-        <w:rPr>
-          <w:rFonts w:ascii="Microsoft YaHei" w:hAnsi="Microsoft YaHei"/>
-          <w:b/>
-          <w:color w:val="1A1A1A"/>
-        </w:rPr>
-        <w:t>3.53亿元</w:t>
-      </w:r>
-      <w:r>
-        <w:rPr>
-          <w:rFonts w:ascii="Microsoft YaHei" w:hAnsi="Microsoft YaHei"/>
-        </w:rPr>
-        <w:t>。</w:t>
-      </w:r>
-    </w:p>
-    <w:p>
-      <w:pPr>
-        <w:pStyle w:val="ListBullet"/>
-      </w:pPr>
-      <w:r>
-        <w:rPr>
-          <w:rFonts w:ascii="Microsoft YaHei" w:hAnsi="Microsoft YaHei"/>
-        </w:rPr>
-        <w:t xml:space="preserve">融资余额占流通市值比例 </w:t>
-      </w:r>
-      <w:r>
-        <w:rPr>
-          <w:rFonts w:ascii="Microsoft YaHei" w:hAnsi="Microsoft YaHei"/>
-          <w:b/>
-          <w:color w:val="1A1A1A"/>
-        </w:rPr>
-        <w:t>1.29%</w:t>
-      </w:r>
-      <w:r>
-        <w:rPr>
-          <w:rFonts w:ascii="Microsoft YaHei" w:hAnsi="Microsoft YaHei"/>
-        </w:rPr>
-        <w:t>，低于近一年10%分位水平，说明杠杆资金介入程度仍处于历史低位区间，后续仍有加仓空间。</w:t>
+        <w:t>，接近布林带上轨，午后需关注此位置突破情况</w:t>
       </w:r>
     </w:p>
     <w:p>
@@ -2776,6 +2713,20 @@
           <w:sz w:val="28"/>
         </w:rPr>
         <w:t>板块关联</w:t>
+      </w:r>
+    </w:p>
+    <w:p>
+      <w:pPr>
+        <w:spacing w:before="280" w:after="80" w:line="312" w:lineRule="auto"/>
+      </w:pPr>
+      <w:r>
+        <w:rPr>
+          <w:rFonts w:ascii="Microsoft YaHei" w:hAnsi="Microsoft YaHei"/>
+          <w:b/>
+          <w:color w:val="333333"/>
+          <w:sz w:val="24"/>
+        </w:rPr>
+        <w:t>所属板块表现</w:t>
       </w:r>
     </w:p>
     <w:tbl>
@@ -2810,7 +2761,7 @@
                 <w:color w:val="1A1A1A"/>
                 <w:sz w:val="18"/>
               </w:rPr>
-              <w:t>板块名称</w:t>
+              <w:t>板块</w:t>
             </w:r>
           </w:p>
         </w:tc>
@@ -2852,7 +2803,7 @@
                 <w:color w:val="1A1A1A"/>
                 <w:sz w:val="18"/>
               </w:rPr>
-              <w:t>板块内排名</w:t>
+              <w:t>板块排名</w:t>
             </w:r>
           </w:p>
         </w:tc>
@@ -2873,7 +2824,7 @@
                 <w:color w:val="1A1A1A"/>
                 <w:sz w:val="18"/>
               </w:rPr>
-              <w:t>成分股数量</w:t>
+              <w:t>个股排名</w:t>
             </w:r>
           </w:p>
         </w:tc>
@@ -2891,6 +2842,8 @@
             <w:r>
               <w:rPr>
                 <w:rFonts w:ascii="Microsoft YaHei" w:hAnsi="Microsoft YaHei"/>
+                <w:b/>
+                <w:color w:val="1A1A1A"/>
                 <w:sz w:val="18"/>
               </w:rPr>
               <w:t>海上运输Ⅲ(A股)</w:t>
@@ -2929,11 +2882,9 @@
             <w:r>
               <w:rPr>
                 <w:rFonts w:ascii="Microsoft YaHei" w:hAnsi="Microsoft YaHei"/>
-                <w:b/>
-                <w:color w:val="1A1A1A"/>
                 <w:sz w:val="18"/>
               </w:rPr>
-              <w:t>第1/17名</w:t>
+              <w:t>156/1158</w:t>
             </w:r>
           </w:p>
         </w:tc>
@@ -2949,9 +2900,11 @@
             <w:r>
               <w:rPr>
                 <w:rFonts w:ascii="Microsoft YaHei" w:hAnsi="Microsoft YaHei"/>
+                <w:b/>
+                <w:color w:val="1A1A1A"/>
                 <w:sz w:val="18"/>
               </w:rPr>
-              <w:t>17只</w:t>
+              <w:t>第1/17名🚀</w:t>
             </w:r>
           </w:p>
         </w:tc>
@@ -2970,6 +2923,8 @@
             <w:r>
               <w:rPr>
                 <w:rFonts w:ascii="Microsoft YaHei" w:hAnsi="Microsoft YaHei"/>
+                <w:b/>
+                <w:color w:val="1A1A1A"/>
                 <w:sz w:val="18"/>
               </w:rPr>
               <w:t>运输(A股)</w:t>
@@ -3010,11 +2965,9 @@
             <w:r>
               <w:rPr>
                 <w:rFonts w:ascii="Microsoft YaHei" w:hAnsi="Microsoft YaHei"/>
-                <w:b/>
-                <w:color w:val="1A1A1A"/>
                 <w:sz w:val="18"/>
               </w:rPr>
-              <w:t>第2/121名</w:t>
+              <w:t>219/1158</w:t>
             </w:r>
           </w:p>
         </w:tc>
@@ -3031,9 +2984,11 @@
             <w:r>
               <w:rPr>
                 <w:rFonts w:ascii="Microsoft YaHei" w:hAnsi="Microsoft YaHei"/>
+                <w:b/>
+                <w:color w:val="1A1A1A"/>
                 <w:sz w:val="18"/>
               </w:rPr>
-              <w:t>121只</w:t>
+              <w:t>第2/121名🚀</w:t>
             </w:r>
           </w:p>
         </w:tc>
@@ -3089,7 +3044,7 @@
                 <w:rFonts w:ascii="Microsoft YaHei" w:hAnsi="Microsoft YaHei"/>
                 <w:sz w:val="18"/>
               </w:rPr>
-              <w:t>第31/1209名</w:t>
+              <w:t>779/1158</w:t>
             </w:r>
           </w:p>
         </w:tc>
@@ -3107,7 +3062,7 @@
                 <w:rFonts w:ascii="Microsoft YaHei" w:hAnsi="Microsoft YaHei"/>
                 <w:sz w:val="18"/>
               </w:rPr>
-              <w:t>1209只</w:t>
+              <w:t>31/1209</w:t>
             </w:r>
           </w:p>
         </w:tc>
@@ -3166,7 +3121,7 @@
                 <w:rFonts w:ascii="Microsoft YaHei" w:hAnsi="Microsoft YaHei"/>
                 <w:sz w:val="18"/>
               </w:rPr>
-              <w:t>第27/380名</w:t>
+              <w:t>211/1158</w:t>
             </w:r>
           </w:p>
         </w:tc>
@@ -3185,7 +3140,7 @@
                 <w:rFonts w:ascii="Microsoft YaHei" w:hAnsi="Microsoft YaHei"/>
                 <w:sz w:val="18"/>
               </w:rPr>
-              <w:t>380只</w:t>
+              <w:t>27/380</w:t>
             </w:r>
           </w:p>
         </w:tc>
@@ -3241,7 +3196,7 @@
                 <w:rFonts w:ascii="Microsoft YaHei" w:hAnsi="Microsoft YaHei"/>
                 <w:sz w:val="18"/>
               </w:rPr>
-              <w:t>第9/476名</w:t>
+              <w:t>842/1158</w:t>
             </w:r>
           </w:p>
         </w:tc>
@@ -3259,7 +3214,7 @@
                 <w:rFonts w:ascii="Microsoft YaHei" w:hAnsi="Microsoft YaHei"/>
                 <w:sz w:val="18"/>
               </w:rPr>
-              <w:t>476只</w:t>
+              <w:t>9/476</w:t>
             </w:r>
           </w:p>
         </w:tc>
@@ -3273,7 +3228,46 @@
           <w:b/>
           <w:color w:val="1A1A1A"/>
         </w:rPr>
-        <w:t>板块表现亮点：</w:t>
+        <w:t>板块解读：</w:t>
+      </w:r>
+    </w:p>
+    <w:p>
+      <w:pPr>
+        <w:pStyle w:val="ListBullet"/>
+      </w:pPr>
+      <w:r>
+        <w:rPr>
+          <w:rFonts w:ascii="Microsoft YaHei" w:hAnsi="Microsoft YaHei"/>
+        </w:rPr>
+        <w:t xml:space="preserve">中远海特在 </w:t>
+      </w:r>
+      <w:r>
+        <w:rPr>
+          <w:rFonts w:ascii="Microsoft YaHei" w:hAnsi="Microsoft YaHei"/>
+          <w:b/>
+          <w:color w:val="1A1A1A"/>
+        </w:rPr>
+        <w:t>海上运输Ⅲ板块</w:t>
+      </w:r>
+      <w:r>
+        <w:rPr>
+          <w:rFonts w:ascii="Microsoft YaHei" w:hAnsi="Microsoft YaHei"/>
+        </w:rPr>
+        <w:t xml:space="preserve"> 中 </w:t>
+      </w:r>
+      <w:r>
+        <w:rPr>
+          <w:rFonts w:ascii="Microsoft YaHei" w:hAnsi="Microsoft YaHei"/>
+          <w:b/>
+          <w:color w:val="1A1A1A"/>
+        </w:rPr>
+        <w:t>领涨第一</w:t>
+      </w:r>
+      <w:r>
+        <w:rPr>
+          <w:rFonts w:ascii="Microsoft YaHei" w:hAnsi="Microsoft YaHei"/>
+        </w:rPr>
+        <w:t>（+5.78%），显著跑赢板块均值（+0.66%）</w:t>
       </w:r>
     </w:p>
     <w:p>
@@ -3292,13 +3286,13 @@
           <w:b/>
           <w:color w:val="1A1A1A"/>
         </w:rPr>
-        <w:t>海上运输Ⅲ</w:t>
+        <w:t>运输板块</w:t>
       </w:r>
       <w:r>
         <w:rPr>
           <w:rFonts w:ascii="Microsoft YaHei" w:hAnsi="Microsoft YaHei"/>
         </w:rPr>
-        <w:t xml:space="preserve"> 板块中，中远海特以 </w:t>
+        <w:t xml:space="preserve"> 中排名 </w:t>
       </w:r>
       <w:r>
         <w:rPr>
@@ -3306,27 +3300,13 @@
           <w:b/>
           <w:color w:val="1A1A1A"/>
         </w:rPr>
-        <w:t>+5.78%</w:t>
+        <w:t>第二</w:t>
       </w:r>
       <w:r>
         <w:rPr>
           <w:rFonts w:ascii="Microsoft YaHei" w:hAnsi="Microsoft YaHei"/>
         </w:rPr>
-        <w:t xml:space="preserve"> 的涨幅</w:t>
-      </w:r>
-      <w:r>
-        <w:rPr>
-          <w:rFonts w:ascii="Microsoft YaHei" w:hAnsi="Microsoft YaHei"/>
-          <w:b/>
-          <w:color w:val="1A1A1A"/>
-        </w:rPr>
-        <w:t>位居板块第一</w:t>
-      </w:r>
-      <w:r>
-        <w:rPr>
-          <w:rFonts w:ascii="Microsoft YaHei" w:hAnsi="Microsoft YaHei"/>
-        </w:rPr>
-        <w:t>，远超第二名招商南油（+3.05%），具有明显的板块龙头效应。</w:t>
+        <w:t>，仅次于皖通高速（+8.87%）</w:t>
       </w:r>
     </w:p>
     <w:p>
@@ -3337,7 +3317,7 @@
         <w:rPr>
           <w:rFonts w:ascii="Microsoft YaHei" w:hAnsi="Microsoft YaHei"/>
         </w:rPr>
-        <w:t xml:space="preserve">在 </w:t>
+        <w:t xml:space="preserve">同板块个股中，招商南油（+3.05%）、招商轮船（+2.73%）跟涨，显示航运板块存在 </w:t>
       </w:r>
       <w:r>
         <w:rPr>
@@ -3345,27 +3325,7 @@
           <w:b/>
           <w:color w:val="1A1A1A"/>
         </w:rPr>
-        <w:t>运输(A股)</w:t>
-      </w:r>
-      <w:r>
-        <w:rPr>
-          <w:rFonts w:ascii="Microsoft YaHei" w:hAnsi="Microsoft YaHei"/>
-        </w:rPr>
-        <w:t xml:space="preserve"> 板块121只成分股中排名 </w:t>
-      </w:r>
-      <w:r>
-        <w:rPr>
-          <w:rFonts w:ascii="Microsoft YaHei" w:hAnsi="Microsoft YaHei"/>
-          <w:b/>
-          <w:color w:val="1A1A1A"/>
-        </w:rPr>
-        <w:t>第2</w:t>
-      </w:r>
-      <w:r>
-        <w:rPr>
-          <w:rFonts w:ascii="Microsoft YaHei" w:hAnsi="Microsoft YaHei"/>
-        </w:rPr>
-        <w:t>，仅落后皖通高速（+8.87%）。</w:t>
+        <w:t>联动效应</w:t>
       </w:r>
     </w:p>
     <w:p>
@@ -3376,7 +3336,7 @@
         <w:rPr>
           <w:rFonts w:ascii="Microsoft YaHei" w:hAnsi="Microsoft YaHei"/>
         </w:rPr>
-        <w:t>与中远海特同属航运板块的招商轮船（+2.73%）、招商南油（+3.05%）也同步走强，显示</w:t>
+        <w:t xml:space="preserve">所属的工业板块整体下跌 </w:t>
       </w:r>
       <w:r>
         <w:rPr>
@@ -3384,13 +3344,96 @@
           <w:b/>
           <w:color w:val="1A1A1A"/>
         </w:rPr>
-        <w:t>航运板块今日整体获得资金关注</w:t>
+        <w:t>-2.77%</w:t>
       </w:r>
       <w:r>
         <w:rPr>
           <w:rFonts w:ascii="Microsoft YaHei" w:hAnsi="Microsoft YaHei"/>
         </w:rPr>
-        <w:t>。</w:t>
+        <w:t xml:space="preserve">，该股表现与所属大板块形成 </w:t>
+      </w:r>
+      <w:r>
+        <w:rPr>
+          <w:rFonts w:ascii="Microsoft YaHei" w:hAnsi="Microsoft YaHei"/>
+          <w:b/>
+          <w:color w:val="1A1A1A"/>
+        </w:rPr>
+        <w:t>明显背离</w:t>
+      </w:r>
+      <w:r>
+        <w:rPr>
+          <w:rFonts w:ascii="Microsoft YaHei" w:hAnsi="Microsoft YaHei"/>
+        </w:rPr>
+        <w:t>，资金聚焦度较高</w:t>
+      </w:r>
+    </w:p>
+    <w:p>
+      <w:pPr>
+        <w:spacing w:before="240" w:after="240"/>
+        <w:pBdr>
+          <w:bottom w:val="single" w:sz="4" w:space="1" w:color="D0D7DE"/>
+        </w:pBdr>
+      </w:pPr>
+    </w:p>
+    <w:p>
+      <w:pPr>
+        <w:spacing w:before="360" w:after="80" w:line="288" w:lineRule="auto"/>
+        <w:pBdr>
+          <w:bottom w:val="single" w:sz="4" w:space="4" w:color="D0D7DE"/>
+        </w:pBdr>
+      </w:pPr>
+      <w:r>
+        <w:rPr>
+          <w:rFonts w:ascii="Microsoft YaHei" w:hAnsi="Microsoft YaHei"/>
+          <w:b/>
+          <w:color w:val="1A1A1A"/>
+          <w:sz w:val="28"/>
+        </w:rPr>
+        <w:t>盘中异动</w:t>
+      </w:r>
+    </w:p>
+    <w:p>
+      <w:r>
+        <w:rPr>
+          <w:rFonts w:ascii="Microsoft YaHei" w:hAnsi="Microsoft YaHei"/>
+          <w:b/>
+          <w:color w:val="1A1A1A"/>
+        </w:rPr>
+        <w:t>09:24:01</w:t>
+      </w:r>
+      <w:r>
+        <w:rPr>
+          <w:rFonts w:ascii="Microsoft YaHei" w:hAnsi="Microsoft YaHei"/>
+        </w:rPr>
+        <w:t xml:space="preserve"> 出现 </w:t>
+      </w:r>
+      <w:r>
+        <w:rPr>
+          <w:rFonts w:ascii="Microsoft YaHei" w:hAnsi="Microsoft YaHei"/>
+          <w:b/>
+          <w:color w:val="1A1A1A"/>
+        </w:rPr>
+        <w:t>打开涨停板</w:t>
+      </w:r>
+      <w:r>
+        <w:rPr>
+          <w:rFonts w:ascii="Microsoft YaHei" w:hAnsi="Microsoft YaHei"/>
+        </w:rPr>
+        <w:t xml:space="preserve"> 信号，当时股价报 </w:t>
+      </w:r>
+      <w:r>
+        <w:rPr>
+          <w:rFonts w:ascii="Microsoft YaHei" w:hAnsi="Microsoft YaHei"/>
+          <w:b/>
+          <w:color w:val="1A1A1A"/>
+        </w:rPr>
+        <w:t>11.05元</w:t>
+      </w:r>
+      <w:r>
+        <w:rPr>
+          <w:rFonts w:ascii="Microsoft YaHei" w:hAnsi="Microsoft YaHei"/>
+        </w:rPr>
+        <w:t>（涨跌幅 -1.34%），说明早盘曾有短暂冲板行为但未能封住，随后股价回落整理。</w:t>
       </w:r>
     </w:p>
     <w:p>
@@ -3469,7 +3512,7 @@
                 <w:color w:val="1A1A1A"/>
                 <w:sz w:val="18"/>
               </w:rPr>
-              <w:t>观点</w:t>
+              <w:t>信号</w:t>
             </w:r>
           </w:p>
         </w:tc>
@@ -3487,11 +3530,9 @@
             <w:r>
               <w:rPr>
                 <w:rFonts w:ascii="Microsoft YaHei" w:hAnsi="Microsoft YaHei"/>
-                <w:b/>
-                <w:color w:val="1A1A1A"/>
                 <w:sz w:val="18"/>
               </w:rPr>
-              <w:t>趋势</w:t>
+              <w:t>市场情绪</w:t>
             </w:r>
           </w:p>
         </w:tc>
@@ -3509,7 +3550,7 @@
                 <w:rFonts w:ascii="Microsoft YaHei" w:hAnsi="Microsoft YaHei"/>
                 <w:sz w:val="18"/>
               </w:rPr>
-              <w:t>短期多头趋势强势，放量突破前高区域</w:t>
+              <w:t>✅ 全市场高热度（68），上涨占比83%，有利个股表现</w:t>
             </w:r>
           </w:p>
         </w:tc>
@@ -3528,11 +3569,9 @@
             <w:r>
               <w:rPr>
                 <w:rFonts w:ascii="Microsoft YaHei" w:hAnsi="Microsoft YaHei"/>
-                <w:b/>
-                <w:color w:val="1A1A1A"/>
                 <w:sz w:val="18"/>
               </w:rPr>
-              <w:t>资金</w:t>
+              <w:t>量价配合</w:t>
             </w:r>
           </w:p>
         </w:tc>
@@ -3551,7 +3590,23 @@
                 <w:rFonts w:ascii="Microsoft YaHei" w:hAnsi="Microsoft YaHei"/>
                 <w:sz w:val="18"/>
               </w:rPr>
-              <w:t>主力资金温和净流入，融资客加仓，但盘中逢高抛压显现</w:t>
+              <w:t xml:space="preserve">✅ </w:t>
+            </w:r>
+            <w:r>
+              <w:rPr>
+                <w:rFonts w:ascii="Microsoft YaHei" w:hAnsi="Microsoft YaHei"/>
+                <w:b/>
+                <w:color w:val="1A1A1A"/>
+                <w:sz w:val="18"/>
+              </w:rPr>
+              <w:t>放量上涨</w:t>
+            </w:r>
+            <w:r>
+              <w:rPr>
+                <w:rFonts w:ascii="Microsoft YaHei" w:hAnsi="Microsoft YaHei"/>
+                <w:sz w:val="18"/>
+              </w:rPr>
+              <w:t>，换手率较前日放大1.83倍</w:t>
             </w:r>
           </w:p>
         </w:tc>
@@ -3569,11 +3624,9 @@
             <w:r>
               <w:rPr>
                 <w:rFonts w:ascii="Microsoft YaHei" w:hAnsi="Microsoft YaHei"/>
-                <w:b/>
-                <w:color w:val="1A1A1A"/>
                 <w:sz w:val="18"/>
               </w:rPr>
-              <w:t>技术</w:t>
+              <w:t>资金流向</w:t>
             </w:r>
           </w:p>
         </w:tc>
@@ -3591,7 +3644,23 @@
                 <w:rFonts w:ascii="Microsoft YaHei" w:hAnsi="Microsoft YaHei"/>
                 <w:sz w:val="18"/>
               </w:rPr>
-              <w:t>均线多头排列，但偏离MA20已达17%，短期存在回调风险</w:t>
+              <w:t xml:space="preserve">✅ 今日净流入 </w:t>
+            </w:r>
+            <w:r>
+              <w:rPr>
+                <w:rFonts w:ascii="Microsoft YaHei" w:hAnsi="Microsoft YaHei"/>
+                <w:b/>
+                <w:color w:val="1A1A1A"/>
+                <w:sz w:val="18"/>
+              </w:rPr>
+              <w:t>+7290万</w:t>
+            </w:r>
+            <w:r>
+              <w:rPr>
+                <w:rFonts w:ascii="Microsoft YaHei" w:hAnsi="Microsoft YaHei"/>
+                <w:sz w:val="18"/>
+              </w:rPr>
+              <w:t>，上日大中小单全线净流入</w:t>
             </w:r>
           </w:p>
         </w:tc>
@@ -3610,11 +3679,9 @@
             <w:r>
               <w:rPr>
                 <w:rFonts w:ascii="Microsoft YaHei" w:hAnsi="Microsoft YaHei"/>
-                <w:b/>
-                <w:color w:val="1A1A1A"/>
                 <w:sz w:val="18"/>
               </w:rPr>
-              <w:t>催化</w:t>
+              <w:t>技术形态</w:t>
             </w:r>
           </w:p>
         </w:tc>
@@ -3633,7 +3700,7 @@
                 <w:rFonts w:ascii="Microsoft YaHei" w:hAnsi="Microsoft YaHei"/>
                 <w:sz w:val="18"/>
               </w:rPr>
-              <w:t>今日股权登记日（每10股派3.25元）是核心驱动力</w:t>
+              <w:t>⚠️ 多头排列，但偏离MA20达+17.1%，接近布林上轨，短期超买</w:t>
             </w:r>
           </w:p>
         </w:tc>
@@ -3651,11 +3718,9 @@
             <w:r>
               <w:rPr>
                 <w:rFonts w:ascii="Microsoft YaHei" w:hAnsi="Microsoft YaHei"/>
-                <w:b/>
-                <w:color w:val="1A1A1A"/>
                 <w:sz w:val="18"/>
               </w:rPr>
-              <w:t>板块</w:t>
+              <w:t>板块排名</w:t>
             </w:r>
           </w:p>
         </w:tc>
@@ -3673,7 +3738,63 @@
                 <w:rFonts w:ascii="Microsoft YaHei" w:hAnsi="Microsoft YaHei"/>
                 <w:sz w:val="18"/>
               </w:rPr>
-              <w:t>航运板块集体走强，中远海特领涨，龙头地位明确</w:t>
+              <w:t xml:space="preserve">✅ 海上运输板块 </w:t>
+            </w:r>
+            <w:r>
+              <w:rPr>
+                <w:rFonts w:ascii="Microsoft YaHei" w:hAnsi="Microsoft YaHei"/>
+                <w:b/>
+                <w:color w:val="1A1A1A"/>
+                <w:sz w:val="18"/>
+              </w:rPr>
+              <w:t>领涨第一</w:t>
+            </w:r>
+            <w:r>
+              <w:rPr>
+                <w:rFonts w:ascii="Microsoft YaHei" w:hAnsi="Microsoft YaHei"/>
+                <w:sz w:val="18"/>
+              </w:rPr>
+              <w:t>，板块联动向上</w:t>
+            </w:r>
+          </w:p>
+        </w:tc>
+      </w:tr>
+      <w:tr>
+        <w:tc>
+          <w:tcPr>
+            <w:tcW w:type="dxa" w:w="4533"/>
+            <w:shd w:fill="F8F9FA" w:val="clear"/>
+          </w:tcPr>
+          <w:p>
+            <w:pPr>
+              <w:spacing w:before="40" w:after="40" w:line="288" w:lineRule="auto"/>
+            </w:pPr>
+            <w:r/>
+            <w:r>
+              <w:rPr>
+                <w:rFonts w:ascii="Microsoft YaHei" w:hAnsi="Microsoft YaHei"/>
+                <w:sz w:val="18"/>
+              </w:rPr>
+              <w:t>融资数据</w:t>
+            </w:r>
+          </w:p>
+        </w:tc>
+        <w:tc>
+          <w:tcPr>
+            <w:tcW w:type="dxa" w:w="4533"/>
+            <w:shd w:fill="F8F9FA" w:val="clear"/>
+          </w:tcPr>
+          <w:p>
+            <w:pPr>
+              <w:spacing w:before="40" w:after="40" w:line="288" w:lineRule="auto"/>
+            </w:pPr>
+            <w:r/>
+            <w:r>
+              <w:rPr>
+                <w:rFonts w:ascii="Microsoft YaHei" w:hAnsi="Microsoft YaHei"/>
+                <w:sz w:val="18"/>
+              </w:rPr>
+              <w:t>✅ 融资余额小幅增长，杠杆资金看多</w:t>
             </w:r>
           </w:p>
         </w:tc>
@@ -3695,7 +3816,7 @@
         <w:rPr>
           <w:rFonts w:ascii="Microsoft YaHei" w:hAnsi="Microsoft YaHei"/>
         </w:rPr>
-        <w:t xml:space="preserve">中远海特今日的强势表现主要由 </w:t>
+        <w:t xml:space="preserve">中远海特今日在强势市场背景下走出 </w:t>
       </w:r>
       <w:r>
         <w:rPr>
@@ -3703,13 +3824,13 @@
           <w:b/>
           <w:color w:val="1A1A1A"/>
         </w:rPr>
-        <w:t>分红权益登记日（每10股派3.25元）</w:t>
+        <w:t>独立行情</w:t>
       </w:r>
       <w:r>
         <w:rPr>
           <w:rFonts w:ascii="Microsoft YaHei" w:hAnsi="Microsoft YaHei"/>
         </w:rPr>
-        <w:t xml:space="preserve"> 这一事件驱动，叠加航运板块整体回暖，形成共振。早盘最高触及 </w:t>
+        <w:t xml:space="preserve">，领涨航运板块。资金面三大亮点值得关注：①昨日大单净流入近 </w:t>
       </w:r>
       <w:r>
         <w:rPr>
@@ -3717,21 +3838,154 @@
           <w:b/>
           <w:color w:val="1A1A1A"/>
         </w:rPr>
-        <w:t>11.45元</w:t>
+        <w:t>2000万</w:t>
       </w:r>
       <w:r>
         <w:rPr>
           <w:rFonts w:ascii="Microsoft YaHei" w:hAnsi="Microsoft YaHei"/>
         </w:rPr>
-        <w:t>，逼近涨停价11.62元，资金抢权意图明显。</w:t>
+        <w:t xml:space="preserve">；②今日延续净流入 </w:t>
+      </w:r>
+      <w:r>
+        <w:rPr>
+          <w:rFonts w:ascii="Microsoft YaHei" w:hAnsi="Microsoft YaHei"/>
+          <w:b/>
+          <w:color w:val="1A1A1A"/>
+        </w:rPr>
+        <w:t>7290万</w:t>
+      </w:r>
+      <w:r>
+        <w:rPr>
+          <w:rFonts w:ascii="Microsoft YaHei" w:hAnsi="Microsoft YaHei"/>
+        </w:rPr>
+        <w:t xml:space="preserve">；③资金流入时长占比达 </w:t>
+      </w:r>
+      <w:r>
+        <w:rPr>
+          <w:rFonts w:ascii="Microsoft YaHei" w:hAnsi="Microsoft YaHei"/>
+          <w:b/>
+          <w:color w:val="1A1A1A"/>
+        </w:rPr>
+        <w:t>65.7%</w:t>
+      </w:r>
+      <w:r>
+        <w:rPr>
+          <w:rFonts w:ascii="Microsoft YaHei" w:hAnsi="Microsoft YaHei"/>
+        </w:rPr>
+        <w:t xml:space="preserve">。这些数据指向机构资金存在 </w:t>
+      </w:r>
+      <w:r>
+        <w:rPr>
+          <w:rFonts w:ascii="Microsoft YaHei" w:hAnsi="Microsoft YaHei"/>
+          <w:b/>
+          <w:color w:val="1A1A1A"/>
+        </w:rPr>
+        <w:t>持续建仓或加仓行为</w:t>
+      </w:r>
+      <w:r>
+        <w:rPr>
+          <w:rFonts w:ascii="Microsoft YaHei" w:hAnsi="Microsoft YaHei"/>
+        </w:rPr>
+        <w:t>。</w:t>
       </w:r>
     </w:p>
     <w:p>
       <w:r>
         <w:rPr>
           <w:rFonts w:ascii="Microsoft YaHei" w:hAnsi="Microsoft YaHei"/>
+          <w:b/>
+          <w:color w:val="1A1A1A"/>
         </w:rPr>
-        <w:t xml:space="preserve">但需注意：①振幅高达 </w:t>
+        <w:t>风险提示：</w:t>
+      </w:r>
+    </w:p>
+    <w:p>
+      <w:pPr>
+        <w:pStyle w:val="ListBullet"/>
+      </w:pPr>
+      <w:r>
+        <w:rPr>
+          <w:rFonts w:ascii="Microsoft YaHei" w:hAnsi="Microsoft YaHei"/>
+        </w:rPr>
+        <w:t xml:space="preserve">当前股价偏离 MA20 达 </w:t>
+      </w:r>
+      <w:r>
+        <w:rPr>
+          <w:rFonts w:ascii="Microsoft YaHei" w:hAnsi="Microsoft YaHei"/>
+          <w:b/>
+          <w:color w:val="1A1A1A"/>
+        </w:rPr>
+        <w:t>+17.1%</w:t>
+      </w:r>
+      <w:r>
+        <w:rPr>
+          <w:rFonts w:ascii="Microsoft YaHei" w:hAnsi="Microsoft YaHei"/>
+        </w:rPr>
+        <w:t xml:space="preserve">，技术上存在 </w:t>
+      </w:r>
+      <w:r>
+        <w:rPr>
+          <w:rFonts w:ascii="Microsoft YaHei" w:hAnsi="Microsoft YaHei"/>
+          <w:b/>
+          <w:color w:val="1A1A1A"/>
+        </w:rPr>
+        <w:t>短期回调修复</w:t>
+      </w:r>
+      <w:r>
+        <w:rPr>
+          <w:rFonts w:ascii="Microsoft YaHei" w:hAnsi="Microsoft YaHei"/>
+        </w:rPr>
+        <w:t xml:space="preserve"> 需求</w:t>
+      </w:r>
+    </w:p>
+    <w:p>
+      <w:pPr>
+        <w:pStyle w:val="ListBullet"/>
+      </w:pPr>
+      <w:r>
+        <w:rPr>
+          <w:rFonts w:ascii="Microsoft YaHei" w:hAnsi="Microsoft YaHei"/>
+        </w:rPr>
+        <w:t xml:space="preserve">距布林带上轨 </w:t>
+      </w:r>
+      <w:r>
+        <w:rPr>
+          <w:rFonts w:ascii="Microsoft YaHei" w:hAnsi="Microsoft YaHei"/>
+          <w:b/>
+          <w:color w:val="1A1A1A"/>
+        </w:rPr>
+        <w:t>11.80元</w:t>
+      </w:r>
+      <w:r>
+        <w:rPr>
+          <w:rFonts w:ascii="Microsoft YaHei" w:hAnsi="Microsoft YaHei"/>
+        </w:rPr>
+        <w:t xml:space="preserve"> 仅 </w:t>
+      </w:r>
+      <w:r>
+        <w:rPr>
+          <w:rFonts w:ascii="Microsoft YaHei" w:hAnsi="Microsoft YaHei"/>
+          <w:b/>
+          <w:color w:val="1A1A1A"/>
+        </w:rPr>
+        <w:t>5.6%</w:t>
+      </w:r>
+      <w:r>
+        <w:rPr>
+          <w:rFonts w:ascii="Microsoft YaHei" w:hAnsi="Microsoft YaHei"/>
+        </w:rPr>
+        <w:t>，上方空间有限</w:t>
+      </w:r>
+    </w:p>
+    <w:p>
+      <w:pPr>
+        <w:pStyle w:val="ListBullet"/>
+      </w:pPr>
+      <w:r>
+        <w:rPr>
+          <w:rFonts w:ascii="Microsoft YaHei" w:hAnsi="Microsoft YaHei"/>
+        </w:rPr>
+        <w:t xml:space="preserve">盘中振幅 </w:t>
       </w:r>
       <w:r>
         <w:rPr>
@@ -3745,7 +3999,18 @@
         <w:rPr>
           <w:rFonts w:ascii="Microsoft YaHei" w:hAnsi="Microsoft YaHei"/>
         </w:rPr>
-        <w:t xml:space="preserve">，盘中出现一次开板回落，说明短线获利盘兑现意愿较强；②股价已偏离MA20达 </w:t>
+        <w:t>，波动较大，追高需谨慎</w:t>
+      </w:r>
+    </w:p>
+    <w:p>
+      <w:pPr>
+        <w:pStyle w:val="ListBullet"/>
+      </w:pPr>
+      <w:r>
+        <w:rPr>
+          <w:rFonts w:ascii="Microsoft YaHei" w:hAnsi="Microsoft YaHei"/>
+        </w:rPr>
+        <w:t xml:space="preserve">量比 </w:t>
       </w:r>
       <w:r>
         <w:rPr>
@@ -3753,71 +4018,13 @@
           <w:b/>
           <w:color w:val="1A1A1A"/>
         </w:rPr>
-        <w:t>17.1%</w:t>
+        <w:t>0.88</w:t>
       </w:r>
       <w:r>
         <w:rPr>
           <w:rFonts w:ascii="Microsoft YaHei" w:hAnsi="Microsoft YaHei"/>
         </w:rPr>
-        <w:t xml:space="preserve">，短期技术面上存在超买后的回调压力；③布林带上轨 </w:t>
-      </w:r>
-      <w:r>
-        <w:rPr>
-          <w:rFonts w:ascii="Microsoft YaHei" w:hAnsi="Microsoft YaHei"/>
-          <w:b/>
-          <w:color w:val="1A1A1A"/>
-        </w:rPr>
-        <w:t>11.80元</w:t>
-      </w:r>
-      <w:r>
-        <w:rPr>
-          <w:rFonts w:ascii="Microsoft YaHei" w:hAnsi="Microsoft YaHei"/>
-        </w:rPr>
-        <w:t xml:space="preserve"> 构成近期上行天花板，午后进一步上行空间有限。</w:t>
-      </w:r>
-    </w:p>
-    <w:p>
-      <w:r>
-        <w:rPr>
-          <w:rFonts w:ascii="Microsoft YaHei" w:hAnsi="Microsoft YaHei"/>
-          <w:b/>
-          <w:color w:val="1A1A1A"/>
-        </w:rPr>
-        <w:t>操作建议：</w:t>
-      </w:r>
-      <w:r>
-        <w:rPr>
-          <w:rFonts w:ascii="Microsoft YaHei" w:hAnsi="Microsoft YaHei"/>
-        </w:rPr>
-        <w:t xml:space="preserve"> 持有者可在股价冲高至 </w:t>
-      </w:r>
-      <w:r>
-        <w:rPr>
-          <w:rFonts w:ascii="Microsoft YaHei" w:hAnsi="Microsoft YaHei"/>
-          <w:b/>
-          <w:color w:val="1A1A1A"/>
-        </w:rPr>
-        <w:t>11.45~11.80元</w:t>
-      </w:r>
-      <w:r>
-        <w:rPr>
-          <w:rFonts w:ascii="Microsoft YaHei" w:hAnsi="Microsoft YaHei"/>
-        </w:rPr>
-        <w:t xml:space="preserve"> 区间时关注布林上轨压力，适当考虑高抛止盈；未参与者不宜追高，可等待回调至 </w:t>
-      </w:r>
-      <w:r>
-        <w:rPr>
-          <w:rFonts w:ascii="Microsoft YaHei" w:hAnsi="Microsoft YaHei"/>
-          <w:b/>
-          <w:color w:val="1A1A1A"/>
-        </w:rPr>
-        <w:t>MA5（10.84元）</w:t>
-      </w:r>
-      <w:r>
-        <w:rPr>
-          <w:rFonts w:ascii="Microsoft YaHei" w:hAnsi="Microsoft YaHei"/>
-        </w:rPr>
-        <w:t xml:space="preserve"> 附近再行布局。</w:t>
+        <w:t xml:space="preserve"> 略低于1，说明今日量能虽较前日放大，但相较近期均值仍未显著偏离</w:t>
       </w:r>
     </w:p>
     <w:p>
@@ -3833,13 +4040,7 @@
           <w:b/>
           <w:color w:val="1A1A1A"/>
         </w:rPr>
-        <w:t>风险提示：</w:t>
-      </w:r>
-      <w:r>
-        <w:rPr>
-          <w:rFonts w:ascii="Microsoft YaHei" w:hAnsi="Microsoft YaHei"/>
-        </w:rPr>
-        <w:t xml:space="preserve"> 以上分析基于公开数据，不构成投资建议。股市有风险，投资需谨慎。</w:t>
+        <w:t>投资有风险，入市需谨慎。以上分析仅供参考，不构成投资建议。</w:t>
       </w:r>
     </w:p>
     <w:sectPr>
